--- a/plantillas_maestras/03_seguro_desgravamen/materia_general_asegurativa/2_o_mas_ddos_varios/mujer/TPL_1549_2025_SEGURO_DESGRAVAMEN_MATERIA_GENERAL_ASEGURATIVA_ASEGURADORA_MUJER_R5.docx
+++ b/plantillas_maestras/03_seguro_desgravamen/materia_general_asegurativa/2_o_mas_ddos_varios/mujer/TPL_1549_2025_SEGURO_DESGRAVAMEN_MATERIA_GENERAL_ASEGURATIVA_ASEGURADORA_MUJER_R5.docx
@@ -29,7 +29,7 @@
           <w:sz w:val="22"/>
           <w:szCs w:val="22"/>
         </w:rPr>
-        <w:t>EXPEDIENTE N°</w:t>
+        <w:t>EXPEDIENTE </w:t>
       </w:r>
       <w:r>
         <w:rPr>
@@ -148,7 +148,7 @@
           <w:szCs w:val="22"/>
         </w:rPr>
         <w:tab/>
-        <w:t xml:space="preserve">:       </w:t>
+        <w:t xml:space="preserve">: </w:t>
       </w:r>
       <w:r>
         <w:rPr>
@@ -560,7 +560,7 @@
           <w:sz w:val="22"/>
           <w:szCs w:val="22"/>
         </w:rPr>
-        <w:t>RESOLUCIÓN N°</w:t>
+        <w:t>RESOLUCIÓN </w:t>
       </w:r>
       <w:r>
         <w:rPr>
@@ -856,7 +856,7 @@
           <w:szCs w:val="22"/>
           <w:lang w:val="es-ES" w:eastAsia="es-ES"/>
         </w:rPr>
-        <w:t xml:space="preserve"> N° 0663-2025/CC1</w:t>
+        <w:t xml:space="preserve"> 0663-2025/CC1</w:t>
       </w:r>
       <w:r>
         <w:rPr>
@@ -867,7 +867,7 @@
           <w:szCs w:val="22"/>
           <w:lang w:val="es-ES" w:eastAsia="es-ES"/>
         </w:rPr>
-        <w:t xml:space="preserve"> y N° 1122-2025/CC1</w:t>
+        <w:t xml:space="preserve"> y 1122-2025/CC1</w:t>
       </w:r>
       <w:r>
         <w:rPr>
@@ -973,7 +973,7 @@
           <w:sz w:val="22"/>
           <w:szCs w:val="22"/>
         </w:rPr>
-        <w:t xml:space="preserve">ANTECEDENTES   </w:t>
+        <w:t xml:space="preserve">ANTECEDENTES </w:t>
       </w:r>
     </w:p>
     <w:p>
@@ -1119,7 +1119,7 @@
           <w:sz w:val="22"/>
           <w:szCs w:val="22"/>
         </w:rPr>
-        <w:t>, por presuntas infracciones a la Ley N° 29571, Código de Protección y Defensa del Consumidor (en adelante, el Código)</w:t>
+        <w:t>, por presuntas infracciones a la Ley 29571, Código de Protección y Defensa del Consumidor (en adelante, el Código)</w:t>
       </w:r>
       <w:r>
         <w:rPr>
@@ -1752,7 +1752,7 @@
           <w:szCs w:val="22"/>
           <w:lang w:val="es-ES" w:eastAsia="es-ES"/>
         </w:rPr>
-        <w:t>expedientes N° 0663-2025/CC1 y N° 1122-2025/CC1,</w:t>
+        <w:t>expedientes 0663-2025/CC1 y 1122-2025/CC1,</w:t>
       </w:r>
       <w:r>
         <w:rPr>
@@ -1763,7 +1763,7 @@
           <w:szCs w:val="22"/>
           <w:lang w:val="es-ES" w:eastAsia="es-ES"/>
         </w:rPr>
-        <w:t xml:space="preserve"> tramitados ante la Comisión de Protección al Consumidor N° 1 (en adelante, Comisión)</w:t>
+        <w:t xml:space="preserve"> tramitados ante la Comisión de Protección al Consumidor 1 (en adelante, Comisión)</w:t>
       </w:r>
       <w:r>
         <w:rPr>
@@ -1974,7 +1974,7 @@
           <w:sz w:val="22"/>
           <w:szCs w:val="22"/>
         </w:rPr>
-        <w:t xml:space="preserve">Resolución N° </w:t>
+        <w:t xml:space="preserve">Resolución </w:t>
       </w:r>
       <w:r>
         <w:rPr>
@@ -2046,7 +2046,7 @@
           <w:sz w:val="22"/>
           <w:szCs w:val="22"/>
         </w:rPr>
-        <w:t xml:space="preserve">, la Secretaría Técnica de la Comisión de Protección al Consumidor N° 1 (en adelante, Secretaría Técnica), admitió a trámite la denuncia de la señora </w:t>
+        <w:t xml:space="preserve">, la Secretaría Técnica de la Comisión de Protección al Consumidor 1 (en adelante, Secretaría Técnica), admitió a trámite la denuncia de la señora </w:t>
       </w:r>
       <w:r>
         <w:rPr>
@@ -2322,7 +2322,7 @@
           <w:color w:val="auto"/>
           <w:sz w:val="20"/>
         </w:rPr>
-        <w:t>Presunta infracción a los artículos 18° y 19° de la Ley 29571, Código de Protección y Defensa del Consumidor, en tanto La Positiva Seguros y Reaseguros S.A.A. habría anulado indebidamente la póliza del Seguro Oncológico contratada por la denunciante</w:t>
+        <w:t>Presunta infracción a los artículos 18 y 19 de la Ley 29571, Código de Protección y Defensa del Consumidor, en tanto La Positiva Seguros y Reaseguros S.A.A. habría anulado indebidamente la póliza del Seguro Oncológico contratada por la denunciante</w:t>
       </w:r>
       <w:r>
         <w:rPr>
@@ -2376,7 +2376,7 @@
           <w:color w:val="auto"/>
           <w:sz w:val="20"/>
         </w:rPr>
-        <w:t>Presunta infracción a los artículos 18° y 19° de la Ley 29571, Código de Protección y Defensa del Consumidor, en tanto La Positiva Seguros y Reaseguros S.A.A. habría anulado indebidamente la póliza del Seguro de Sepelio contratada por la denunciante, generando que no obtenga la cobertura ante el fallecimiento de su madre</w:t>
+        <w:t>Presunta infracción a los artículos 18 y 19 de la Ley 29571, Código de Protección y Defensa del Consumidor, en tanto La Positiva Seguros y Reaseguros S.A.A. habría anulado indebidamente la póliza del Seguro de Sepelio contratada por la denunciante, generando que no obtenga la cobertura ante el fallecimiento de su madre</w:t>
       </w:r>
       <w:r>
         <w:rPr>
@@ -2430,7 +2430,7 @@
           <w:color w:val="auto"/>
           <w:sz w:val="20"/>
         </w:rPr>
-        <w:t>Presunta infracción al artículo 1°, numeral 1, literal b) y al artículo 2° de la Ley 29571, Código de Protección y Defensa del Consumidor, en tanto el Comité de Administración del Fondo de Asistencia y Estímulo de los Trabajadores del Sector Educación no habría cumplido con informar a la denunciante sobre los términos y condiciones del Seguro Oncológico suscrito con La Positiva Seguros y Reaseguros S.A.A</w:t>
+        <w:t>Presunta infracción al artículo 1, numeral 1, literal b) y al artículo 2 de la Ley 29571, Código de Protección y Defensa del Consumidor, en tanto el Comité de Administración del Fondo de Asistencia y Estímulo de los Trabajadores del Sector Educación no habría cumplido con informar a la denunciante sobre los términos y condiciones del Seguro Oncológico suscrito con La Positiva Seguros y Reaseguros S.A.A</w:t>
       </w:r>
       <w:r>
         <w:rPr>
@@ -2484,7 +2484,7 @@
           <w:color w:val="auto"/>
           <w:sz w:val="20"/>
         </w:rPr>
-        <w:t>Presunta infracción al artículo 1°, numeral 1, literal b) y al artículo 2° de la Ley 29571, Código de Protección y Defensa del Consumidor, en tanto el Comité de Administración del Fondo de Asistencia y Estímulo de los Trabajadores del Sector Educación no habría cumplido con informar a la denunciante sobre los términos y condiciones del Seguro de Sepelio suscrito con La Positiva Seguros y Reaseguros S.A.A.</w:t>
+        <w:t>Presunta infracción al artículo 1, numeral 1, literal b) y al artículo 2 de la Ley 29571, Código de Protección y Defensa del Consumidor, en tanto el Comité de Administración del Fondo de Asistencia y Estímulo de los Trabajadores del Sector Educación no habría cumplido con informar a la denunciante sobre los términos y condiciones del Seguro de Sepelio suscrito con La Positiva Seguros y Reaseguros S.A.A.</w:t>
       </w:r>
     </w:p>
     <w:p>
@@ -2775,7 +2775,7 @@
           <w:sz w:val="22"/>
           <w:szCs w:val="22"/>
         </w:rPr>
-        <w:t xml:space="preserve">Por Resolución N° </w:t>
+        <w:t xml:space="preserve">Por Resolución </w:t>
       </w:r>
       <w:r>
         <w:rPr>
@@ -3100,7 +3100,7 @@
           <w:szCs w:val="22"/>
           <w:lang w:val="es-ES"/>
         </w:rPr>
-        <w:t xml:space="preserve">De acuerdo con el inciso d) del Artículo 24º de la Ley de Facultades, Normas y Organización del Indecopi, aprobada por Decreto Legislativo </w:t>
+        <w:t xml:space="preserve">De acuerdo con el inciso d) del Artículo 24 de la Ley de Facultades, Normas y Organización del Indecopi, aprobada por Decreto Legislativo </w:t>
       </w:r>
       <w:proofErr w:type="spellStart"/>
       <w:r>
@@ -3112,7 +3112,7 @@
           <w:szCs w:val="22"/>
           <w:lang w:val="es-ES"/>
         </w:rPr>
-        <w:t>Nº</w:t>
+        <w:t/>
       </w:r>
       <w:proofErr w:type="spellEnd"/>
       <w:r>
@@ -3200,7 +3200,7 @@
           <w:sz w:val="22"/>
           <w:szCs w:val="22"/>
         </w:rPr>
-        <w:t>Nº</w:t>
+        <w:t/>
       </w:r>
       <w:proofErr w:type="spellEnd"/>
       <w:r>
@@ -3695,7 +3695,7 @@
           <w:sz w:val="22"/>
           <w:szCs w:val="22"/>
         </w:rPr>
-        <w:t>El artículo 156° del Texto único Ordenado de la Ley N° 27444, Ley del Procedimiento Administrativo General, aprobado por Decreto Supremo 006-2026-JUS</w:t>
+        <w:t>El artículo 156 del Texto único Ordenado de la Ley 27444, Ley del Procedimiento Administrativo General, aprobado por Decreto Supremo 006-2026-JUS</w:t>
       </w:r>
       <w:r>
         <w:rPr>
@@ -3778,7 +3778,7 @@
           <w:szCs w:val="22"/>
           <w:lang w:val="es-ES"/>
         </w:rPr>
-        <w:t xml:space="preserve">el numeral 48.1.1 del inciso 48.1 del artículo 48° del </w:t>
+        <w:t xml:space="preserve">el numeral 48.1.1 del inciso 48.1 del artículo 48 del </w:t>
       </w:r>
       <w:r>
         <w:rPr>
@@ -3874,7 +3874,7 @@
           <w:szCs w:val="22"/>
           <w:lang w:val="es-ES" w:eastAsia="es-ES"/>
         </w:rPr>
-        <w:t>expedientes N° 0663-2025/CC1 y N° 1122-2025/CC1, tramitados ante la Comisión, toda vez que fueron declarados inadmisibles.</w:t>
+        <w:t>expedientes 0663-2025/CC1 y 1122-2025/CC1, tramitados ante la Comisión, toda vez que fueron declarados inadmisibles.</w:t>
       </w:r>
     </w:p>
     <w:p>
@@ -3927,7 +3927,7 @@
           <w:szCs w:val="22"/>
           <w:lang w:val="es-ES" w:eastAsia="es-ES"/>
         </w:rPr>
-        <w:t>expedientes N° 0663-2025/CC1 y N° 1122-2025/CC1; por lo que, corresponde incorporarlos al presente procedimiento</w:t>
+        <w:t>expedientes 0663-2025/CC1 y 1122-2025/CC1; por lo que, corresponde incorporarlos al presente procedimiento</w:t>
       </w:r>
       <w:r>
         <w:rPr>
@@ -4035,7 +4035,7 @@
           <w:sz w:val="22"/>
           <w:szCs w:val="22"/>
         </w:rPr>
-        <w:t>De acuerdo con el artículo 105° del Código, la Comisión es el único órgano administrativo competente para conocer de las presuntas infracciones contenidas en dicho cuerpo legal</w:t>
+        <w:t>De acuerdo con el artículo 105 del Código, la Comisión es el único órgano administrativo competente para conocer de las presuntas infracciones contenidas en dicho cuerpo legal</w:t>
       </w:r>
       <w:r>
         <w:rPr>
@@ -4052,7 +4052,7 @@
           <w:sz w:val="22"/>
           <w:szCs w:val="22"/>
         </w:rPr>
-        <w:t xml:space="preserve">. El artículo 44° del Reglamento de Organización y Funciones del Indecopi, aprobado por Decreto Supremo </w:t>
+        <w:t xml:space="preserve">. El artículo 44 del Reglamento de Organización y Funciones del Indecopi, aprobado por Decreto Supremo </w:t>
       </w:r>
       <w:proofErr w:type="spellStart"/>
       <w:r>
@@ -4061,7 +4061,7 @@
           <w:sz w:val="22"/>
           <w:szCs w:val="22"/>
         </w:rPr>
-        <w:t>Nº</w:t>
+        <w:t/>
       </w:r>
       <w:proofErr w:type="spellEnd"/>
       <w:r>
@@ -4123,7 +4123,7 @@
           <w:sz w:val="22"/>
           <w:szCs w:val="22"/>
         </w:rPr>
-        <w:t>El artículo 27° de la Ley de Organización y Funciones del Indecopi, aprobada por Decreto Legislativo N° 1033, establece que la Comisión vela por el cumplimiento de las leyes que, en general, protegen a los consumidores de la falta de idoneidad de los bienes y servicios en función de la información brindada, de las omisiones de información y de la discriminación en el consumo, así como de aquellas que complementen o sustituyan a las anteriores.</w:t>
+        <w:t>El artículo 27 de la Ley de Organización y Funciones del Indecopi, aprobada por Decreto Legislativo 1033, establece que la Comisión vela por el cumplimiento de las leyes que, en general, protegen a los consumidores de la falta de idoneidad de los bienes y servicios en función de la información brindada, de las omisiones de información y de la discriminación en el consumo, así como de aquellas que complementen o sustituyan a las anteriores.</w:t>
       </w:r>
     </w:p>
     <w:p>
@@ -4157,7 +4157,7 @@
           <w:sz w:val="22"/>
           <w:szCs w:val="22"/>
         </w:rPr>
-        <w:t xml:space="preserve">El literal c) del artículo 24° del Decreto Legislativo </w:t>
+        <w:t xml:space="preserve">El literal c) del artículo 24 del Decreto Legislativo </w:t>
       </w:r>
       <w:proofErr w:type="spellStart"/>
       <w:r>
@@ -4166,7 +4166,7 @@
           <w:sz w:val="22"/>
           <w:szCs w:val="22"/>
         </w:rPr>
-        <w:t>Nº</w:t>
+        <w:t/>
       </w:r>
       <w:proofErr w:type="spellEnd"/>
       <w:r>
@@ -4175,7 +4175,7 @@
           <w:sz w:val="22"/>
           <w:szCs w:val="22"/>
         </w:rPr>
-        <w:t xml:space="preserve"> 807, Ley sobre Facultades, Normas y Organización del Indecopi (en adelante, Decreto Legislativo N° 807) dispone que el Secretario Técnico se encargará de la tramitación del procedimiento, para lo cual cuenta con la facultad de admitir denuncias a trámite, en aquellos casos en que la Comisión le haya delegado esta facultad.</w:t>
+        <w:t xml:space="preserve"> 807, Ley sobre Facultades, Normas y Organización del Indecopi (en adelante, Decreto Legislativo 807) dispone que el Secretario Técnico se encargará de la tramitación del procedimiento, para lo cual cuenta con la facultad de admitir denuncias a trámite, en aquellos casos en que la Comisión le haya delegado esta facultad.</w:t>
       </w:r>
     </w:p>
     <w:p>
@@ -4210,7 +4210,7 @@
           <w:szCs w:val="22"/>
         </w:rPr>
         <w:lastRenderedPageBreak/>
-        <w:t>Al respecto, el artículo 23° del Decreto Legislativo N° 807 establece que el procedimiento se inicia de parte mediante la presentación de una solicitud dirigida al Secretario Técnico de la Comisión conteniendo los requisitos establecidos en el Texto Único de Procedimientos Administrativos del Indecopi.</w:t>
+        <w:t>Al respecto, el artículo 23 del Decreto Legislativo 807 establece que el procedimiento se inicia de parte mediante la presentación de una solicitud dirigida al Secretario Técnico de la Comisión conteniendo los requisitos establecidos en el Texto Único de Procedimientos Administrativos del Indecopi.</w:t>
       </w:r>
     </w:p>
     <w:p>
@@ -4244,7 +4244,7 @@
           <w:sz w:val="22"/>
           <w:szCs w:val="22"/>
         </w:rPr>
-        <w:t>Asimismo, el artículo 234° del Texto Único Ordenado de la Ley del Procedimiento Administrativo General (en adelante, TUO de la LPAG) establece como deber de la autoridad a cargo de la instrucción del procedimiento, el notificar a los administrados los hechos que se le imputan a título de cargo.</w:t>
+        <w:t>Asimismo, el artículo 234 del Texto Único Ordenado de la Ley del Procedimiento Administrativo General (en adelante, TUO de la LPAG) establece como deber de la autoridad a cargo de la instrucción del procedimiento, el notificar a los administrados los hechos que se le imputan a título de cargo.</w:t>
       </w:r>
     </w:p>
     <w:p>
@@ -4394,7 +4394,7 @@
           <w:sz w:val="22"/>
           <w:szCs w:val="22"/>
         </w:rPr>
-        <w:t>anulado indebidamente la póliza del Seguro Oncológico contratada por la denunciante; involucraría una presunta afectación a sus expectativas, quien no habría encontrado una correspondencia entre lo que esperaba recibir de parte del proveedor y lo que realmente recibió. Por consiguiente, corresponde calificar el hecho materia de denuncia como una presunta infracción al deber de idoneidad, tipificado en los artículos 18° y 19° del Código</w:t>
+        <w:t>anulado indebidamente la póliza del Seguro Oncológico contratada por la denunciante; involucraría una presunta afectación a sus expectativas, quien no habría encontrado una correspondencia entre lo que esperaba recibir de parte del proveedor y lo que realmente recibió. Por consiguiente, corresponde calificar el hecho materia de denuncia como una presunta infracción al deber de idoneidad, tipificado en los artículos 18 y 19 del Código</w:t>
       </w:r>
       <w:r>
         <w:rPr>
@@ -4492,7 +4492,7 @@
           <w:sz w:val="22"/>
           <w:szCs w:val="22"/>
         </w:rPr>
-        <w:t>habría anulado indebidamente la póliza del Seguro de Sepelio contratada por la denunciante, generando que no obtenga la cobertura ante el fallecimiento de su madre; involucraría una presunta afectación a sus expectativas, quien no habría encontrado una correspondencia entre lo que esperaba recibir de parte del proveedor y lo que realmente recibió. Por consiguiente, corresponde calificar el hecho materia de denuncia como una presunta infracción al deber de idoneidad, tipificado en los artículos 18° y 19° del Código.</w:t>
+        <w:t>habría anulado indebidamente la póliza del Seguro de Sepelio contratada por la denunciante, generando que no obtenga la cobertura ante el fallecimiento de su madre; involucraría una presunta afectación a sus expectativas, quien no habría encontrado una correspondencia entre lo que esperaba recibir de parte del proveedor y lo que realmente recibió. Por consiguiente, corresponde calificar el hecho materia de denuncia como una presunta infracción al deber de idoneidad, tipificado en los artículos 18 y 19 del Código.</w:t>
       </w:r>
     </w:p>
     <w:bookmarkEnd w:id="2"/>
@@ -4596,7 +4596,7 @@
           <w:szCs w:val="22"/>
         </w:rPr>
         <w:lastRenderedPageBreak/>
-        <w:t xml:space="preserve">El inciso d) del Artículo 24º </w:t>
+        <w:t xml:space="preserve">El inciso d) del Artículo 24 </w:t>
       </w:r>
       <w:r>
         <w:rPr>
@@ -4626,7 +4626,7 @@
           <w:sz w:val="22"/>
           <w:szCs w:val="22"/>
         </w:rPr>
-        <w:t>Nº</w:t>
+        <w:t/>
       </w:r>
       <w:proofErr w:type="spellEnd"/>
       <w:r>
@@ -4714,7 +4714,7 @@
           <w:sz w:val="22"/>
           <w:szCs w:val="22"/>
         </w:rPr>
-        <w:t xml:space="preserve"> literal a) del artículo 2° del Decreto Legislativo </w:t>
+        <w:t xml:space="preserve"> literal a) del artículo 2 del Decreto Legislativo </w:t>
       </w:r>
       <w:proofErr w:type="spellStart"/>
       <w:r>
@@ -4724,7 +4724,7 @@
           <w:sz w:val="22"/>
           <w:szCs w:val="22"/>
         </w:rPr>
-        <w:t>Nº</w:t>
+        <w:t/>
       </w:r>
       <w:proofErr w:type="spellEnd"/>
       <w:r>
@@ -5358,7 +5358,7 @@
           <w:spacing w:val="-3"/>
           <w:lang w:val="es-ES" w:eastAsia="es-ES"/>
         </w:rPr>
-        <w:t>expedientes N° 0663-2025/CC1 y N° 1122-2025/CC1.</w:t>
+        <w:t>expedientes 0663-2025/CC1 y 1122-2025/CC1.</w:t>
       </w:r>
     </w:p>
     <w:p>
@@ -5449,7 +5449,7 @@
           <w:spacing w:val="-3"/>
           <w:lang w:val="es-ES" w:eastAsia="es-ES"/>
         </w:rPr>
-        <w:t>expedientes N° 0663-2025/CC1 y N° 1122-2025/CC1</w:t>
+        <w:t>expedientes 0663-2025/CC1 y 1122-2025/CC1</w:t>
       </w:r>
       <w:r>
         <w:rPr>
@@ -5691,7 +5691,7 @@
           <w:sz w:val="22"/>
           <w:szCs w:val="22"/>
         </w:rPr>
-        <w:t>Presunta infracción a los artículos 18° y 19° de la Ley N° 29571, Código de Protección y Defensa del Consumidor, en tanto La Positiva Vida Seguros y Reaseguros S.A. habría anulado indebidamente la póliza del Seguro Oncológico contratada por la denunciante.</w:t>
+        <w:t>Presunta infracción a los artículos 18 y 19 de la Ley 29571, Código de Protección y Defensa del Consumidor, en tanto La Positiva Vida Seguros y Reaseguros S.A. habría anulado indebidamente la póliza del Seguro Oncológico contratada por la denunciante.</w:t>
       </w:r>
     </w:p>
     <w:p>
@@ -5736,7 +5736,7 @@
           <w:sz w:val="22"/>
           <w:szCs w:val="22"/>
         </w:rPr>
-        <w:t>Presunta infracción a los artículos 18° y 19° de la Ley N° 29571, Código de Protección y Defensa del Consumidor, en tanto La Positiva</w:t>
+        <w:t>Presunta infracción a los artículos 18 y 19 de la Ley 29571, Código de Protección y Defensa del Consumidor, en tanto La Positiva</w:t>
       </w:r>
       <w:r>
         <w:rPr>
@@ -5968,7 +5968,7 @@
           <w:sz w:val="22"/>
           <w:szCs w:val="22"/>
         </w:rPr>
-        <w:t>°</w:t>
+        <w:t/>
       </w:r>
       <w:r>
         <w:rPr>
@@ -6059,7 +6059,7 @@
           <w:sz w:val="22"/>
           <w:szCs w:val="22"/>
         </w:rPr>
-        <w:t xml:space="preserve"> dicha documentación, conforme lo establece el artículo 110º del </w:t>
+        <w:t xml:space="preserve"> dicha documentación, conforme lo establece el artículo 110 del </w:t>
       </w:r>
       <w:r>
         <w:rPr>
@@ -6271,7 +6271,7 @@
           <w:szCs w:val="22"/>
           <w:lang w:val="es-ES" w:eastAsia="es-ES"/>
         </w:rPr>
-        <w:t>expedientes N° 0663-2025/CC1 y N° 1122-2025/CC1</w:t>
+        <w:t>expedientes 0663-2025/CC1 y 1122-2025/CC1</w:t>
       </w:r>
       <w:r>
         <w:rPr>
@@ -6290,7 +6290,7 @@
           <w:sz w:val="22"/>
           <w:szCs w:val="22"/>
         </w:rPr>
-        <w:t xml:space="preserve">para que, de conformidad con lo dispuesto por el artículo 26° de la Ley sobre Facultades, Normas y Organización del Indecopi, aprobado por Decreto Legislativo </w:t>
+        <w:t xml:space="preserve">para que, de conformidad con lo dispuesto por el artículo 26 de la Ley sobre Facultades, Normas y Organización del Indecopi, aprobado por Decreto Legislativo </w:t>
       </w:r>
       <w:proofErr w:type="spellStart"/>
       <w:r>
@@ -6300,7 +6300,7 @@
           <w:sz w:val="22"/>
           <w:szCs w:val="22"/>
         </w:rPr>
-        <w:t>Nº</w:t>
+        <w:t/>
       </w:r>
       <w:proofErr w:type="spellEnd"/>
       <w:r>
@@ -6329,7 +6329,7 @@
           <w:sz w:val="22"/>
           <w:szCs w:val="22"/>
         </w:rPr>
-        <w:t xml:space="preserve">, presente sus descargos en un plazo no mayor a cinco (5) días hábiles contado a partir del día siguiente de la notificación de la presente resolución, vencido el cual, el Secretario Técnico declarará en rebeldía a los denunciados que no lo hubieran presentado. Debe precisarse que de conformidad con lo establecido por el artículo 233° del Texto Único Ordenado de la Ley N° 27444, Ley del Procedimiento Administrativo General, </w:t>
+        <w:t xml:space="preserve">, presente sus descargos en un plazo no mayor a cinco (5) días hábiles contado a partir del día siguiente de la notificación de la presente resolución, vencido el cual, el Secretario Técnico declarará en rebeldía a los denunciados que no lo hubieran presentado. Debe precisarse que de conformidad con lo establecido por el artículo 233 del Texto Único Ordenado de la Ley 27444, Ley del Procedimiento Administrativo General, </w:t>
       </w:r>
       <w:r>
         <w:rPr>
@@ -6376,7 +6376,7 @@
           <w:sz w:val="22"/>
           <w:szCs w:val="22"/>
         </w:rPr>
-        <w:t xml:space="preserve">.    </w:t>
+        <w:t xml:space="preserve">. </w:t>
       </w:r>
     </w:p>
     <w:bookmarkEnd w:id="12"/>
@@ -6778,7 +6778,7 @@
           <w:sz w:val="22"/>
           <w:szCs w:val="22"/>
         </w:rPr>
-        <w:t xml:space="preserve">formar a las partes que el artículo 110° </w:t>
+        <w:t xml:space="preserve">formar a las partes que el artículo 110 </w:t>
       </w:r>
       <w:r>
         <w:rPr>
@@ -6788,7 +6788,7 @@
           <w:sz w:val="22"/>
           <w:szCs w:val="22"/>
         </w:rPr>
-        <w:t>de la Ley N° 29571, Código de Protección y Defensa del Consumidor</w:t>
+        <w:t>de la Ley 29571, Código de Protección y Defensa del Consumidor</w:t>
       </w:r>
       <w:r>
         <w:rPr>
@@ -6809,7 +6809,7 @@
           <w:sz w:val="22"/>
           <w:szCs w:val="22"/>
         </w:rPr>
-        <w:t xml:space="preserve"> faculta a la Comisión de Protección al Consumidor a calificar las infracciones de la referida norma como leves, graves o muy graves e imponer sanciones que van desde una amonestación hasta una multa por un máximo de cuatrocientas cincuenta (450) Unidades Impositivas Tributarias, sin perjuicio de las medidas correctivas, reparadoras y complementarias, que puedan ordenarse de acuerdo a lo establecido en el artículo 114° de la referida norma</w:t>
+        <w:t xml:space="preserve"> faculta a la Comisión de Protección al Consumidor a calificar las infracciones de la referida norma como leves, graves o muy graves e imponer sanciones que van desde una amonestación hasta una multa por un máximo de cuatrocientas cincuenta (450) Unidades Impositivas Tributarias, sin perjuicio de las medidas correctivas, reparadoras y complementarias, que puedan ordenarse de acuerdo a lo establecido en el artículo 114 de la referida norma</w:t>
       </w:r>
       <w:r>
         <w:rPr>
@@ -6896,7 +6896,7 @@
           <w:szCs w:val="22"/>
           <w:lang w:eastAsia="es-ES"/>
         </w:rPr>
-        <w:t>informar a las partes que, conforme a lo establecido en el artículo 39° del Decreto Legislativo N° 807, los gastos por los peritajes realizados, actuación de pruebas, inspecciones y otros derivados de la tramitación del proceso serán de cargo de la parte que solicita la prueba, salvo pacto en contrario. En todos</w:t>
+        <w:t>informar a las partes que, conforme a lo establecido en el artículo 39 del Decreto Legislativo 807, los gastos por los peritajes realizados, actuación de pruebas, inspecciones y otros derivados de la tramitación del proceso serán de cargo de la parte que solicita la prueba, salvo pacto en contrario. En todos</w:t>
       </w:r>
       <w:r>
         <w:rPr>
@@ -7177,7 +7177,7 @@
           <w:sz w:val="22"/>
           <w:szCs w:val="22"/>
         </w:rPr>
-        <w:t>Texto Único Ordenado de la Ley N° 27444, Ley del Procedimiento Administrativo General</w:t>
+        <w:t>Texto Único Ordenado de la Ley 27444, Ley del Procedimiento Administrativo General</w:t>
       </w:r>
       <w:r>
         <w:rPr>
@@ -7552,7 +7552,7 @@
           <w:sz w:val="22"/>
           <w:szCs w:val="22"/>
         </w:rPr>
-        <w:t>Comisión de Protección al Consumidor N° 1</w:t>
+        <w:t>Comisión de Protección al Consumidor 1</w:t>
       </w:r>
     </w:p>
     <w:p>
@@ -7810,7 +7810,7 @@
           <w:sz w:val="16"/>
           <w:szCs w:val="16"/>
         </w:rPr>
-        <w:t xml:space="preserve">        </w:t>
+        <w:t xml:space="preserve"> </w:t>
       </w:r>
       <w:r>
         <w:rPr>
@@ -7826,7 +7826,7 @@
           <w:sz w:val="16"/>
           <w:szCs w:val="16"/>
         </w:rPr>
-        <w:t>Publicado el 2 de septiembre de 2010 en el Diario Oficial El Peruano, vigente desde el 2 de octubre de 2010 y modificado por Decreto Legislativo N° 1308.</w:t>
+        <w:t>Publicado el 2 de septiembre de 2010 en el Diario Oficial El Peruano, vigente desde el 2 de octubre de 2010 y modificado por Decreto Legislativo 1308.</w:t>
       </w:r>
     </w:p>
   </w:footnote>
@@ -7876,7 +7876,7 @@
           <w:sz w:val="16"/>
           <w:szCs w:val="16"/>
         </w:rPr>
-        <w:t xml:space="preserve">DECRETO LEGISLATIVO N° 807, LEY SOBRE FACULTADES, NORMAS Y ORGANIZACIÓN DEL INDECOPI, </w:t>
+        <w:t xml:space="preserve">DECRETO LEGISLATIVO 807, LEY SOBRE FACULTADES, NORMAS Y ORGANIZACIÓN DEL INDECOPI, </w:t>
       </w:r>
       <w:r>
         <w:rPr>
@@ -7917,7 +7917,7 @@
           <w:sz w:val="16"/>
           <w:szCs w:val="16"/>
         </w:rPr>
-        <w:t>Artículo 24º</w:t>
+        <w:t>Artículo 24</w:t>
       </w:r>
       <w:r>
         <w:rPr>
@@ -8060,7 +8060,7 @@
           <w:szCs w:val="16"/>
         </w:rPr>
         <w:tab/>
-        <w:t xml:space="preserve">En la medida que la Resolución N° </w:t>
+        <w:t xml:space="preserve">En la medida que la Resolución </w:t>
       </w:r>
       <w:r>
         <w:rPr>
@@ -8250,7 +8250,7 @@
           <w:sz w:val="16"/>
           <w:szCs w:val="16"/>
         </w:rPr>
-        <w:t>Artículo 156°. – Impulso de procedimiento</w:t>
+        <w:t>Artículo 156. – Impulso de procedimiento</w:t>
       </w:r>
     </w:p>
     <w:p>
@@ -8350,7 +8350,7 @@
           <w:sz w:val="16"/>
           <w:szCs w:val="16"/>
         </w:rPr>
-        <w:t>LEY N° 29571, CÓDIGO DE PROTECCIÓN Y DEFENSA DEL CONSUMIDOR, publicada el 2 de setiembre de 2010 y modificada por Decreto Legislativo N° 1308.</w:t>
+        <w:t>LEY 29571, CÓDIGO DE PROTECCIÓN Y DEFENSA DEL CONSUMIDOR, publicada el 2 de setiembre de 2010 y modificada por Decreto Legislativo 1308.</w:t>
       </w:r>
     </w:p>
     <w:p>
@@ -8375,7 +8375,7 @@
           <w:szCs w:val="16"/>
           <w:lang w:val="es-ES"/>
         </w:rPr>
-        <w:t>Artículo 105º.-</w:t>
+        <w:t>Artículo 105.-</w:t>
       </w:r>
       <w:r>
         <w:rPr>
@@ -8461,7 +8461,7 @@
           <w:sz w:val="16"/>
           <w:szCs w:val="16"/>
         </w:rPr>
-        <w:t>Nº</w:t>
+        <w:t/>
       </w:r>
       <w:proofErr w:type="spellEnd"/>
       <w:r>
@@ -8499,7 +8499,7 @@
           <w:szCs w:val="16"/>
           <w:lang w:val="es-ES"/>
         </w:rPr>
-        <w:t>Artículo 44º.- Comisión de Protección al Consumidor</w:t>
+        <w:t>Artículo 44.- Comisión de Protección al Consumidor</w:t>
       </w:r>
     </w:p>
     <w:p>
@@ -8532,7 +8532,7 @@
           <w:szCs w:val="16"/>
           <w:lang w:val="es-ES"/>
         </w:rPr>
-        <w:t>Nº</w:t>
+        <w:t/>
       </w:r>
       <w:proofErr w:type="spellEnd"/>
       <w:r>
@@ -8606,7 +8606,7 @@
           <w:sz w:val="16"/>
           <w:szCs w:val="16"/>
         </w:rPr>
-        <w:t>TEXTO ÚNICO ORDENADO DE LA LEY N° 27444, LEY DE PROCEDIMIENTO ADMINISTRATIVO GENERAL, aprobado por Decreto Supremo 006-2026-JUS, publicado el 30 de abril de 2026.</w:t>
+        <w:t>TEXTO ÚNICO ORDENADO DE LA LEY 27444, LEY DE PROCEDIMIENTO ADMINISTRATIVO GENERAL, aprobado por Decreto Supremo 006-2026-JUS, publicado el 30 de abril de 2026.</w:t>
       </w:r>
     </w:p>
     <w:p>
@@ -8744,7 +8744,7 @@
           <w:sz w:val="16"/>
           <w:szCs w:val="16"/>
         </w:rPr>
-        <w:t>LEY N° 29571, CÓDIGO DE PROTECCIÓN Y DEFENSA DEL CONSUMIDOR, publicada el 2 de setiembre de 2010 y modificada por Decreto Legislativo N° 1308.</w:t>
+        <w:t>LEY 29571, CÓDIGO DE PROTECCIÓN Y DEFENSA DEL CONSUMIDOR, publicada el 2 de setiembre de 2010 y modificada por Decreto Legislativo 1308.</w:t>
       </w:r>
     </w:p>
     <w:p>
@@ -8954,7 +8954,7 @@
           <w:sz w:val="16"/>
           <w:szCs w:val="16"/>
         </w:rPr>
-        <w:t>Artículo 24º</w:t>
+        <w:t>Artículo 24</w:t>
       </w:r>
       <w:r>
         <w:rPr>
@@ -9243,7 +9243,7 @@
           <w:sz w:val="16"/>
           <w:szCs w:val="16"/>
         </w:rPr>
-        <w:t xml:space="preserve">    </w:t>
+        <w:t xml:space="preserve"> </w:t>
       </w:r>
       <w:r>
         <w:rPr>
@@ -9261,7 +9261,7 @@
           <w:sz w:val="16"/>
           <w:szCs w:val="16"/>
         </w:rPr>
-        <w:t>LEY SOBRE FACULTADES, NORMAS Y ORGANIZACIÓN DEL INDECOPI, APROBADA POR DECRETO LEGISLATIVO N° 807</w:t>
+        <w:t>LEY SOBRE FACULTADES, NORMAS Y ORGANIZACIÓN DEL INDECOPI, APROBADA POR DECRETO LEGISLATIVO 807</w:t>
       </w:r>
     </w:p>
     <w:p>
@@ -9510,7 +9510,7 @@
           <w:sz w:val="16"/>
           <w:szCs w:val="16"/>
         </w:rPr>
-        <w:t xml:space="preserve">         </w:t>
+        <w:t xml:space="preserve"> </w:t>
       </w:r>
       <w:r>
         <w:rPr>
@@ -9528,7 +9528,7 @@
           <w:sz w:val="16"/>
           <w:szCs w:val="16"/>
         </w:rPr>
-        <w:t xml:space="preserve">LEY N° 29571, CÓDIGO DE PROTECCIÓN Y DEFENSA DEL CONSUMIDOR, publicado el 2 de setiembre de 2010 y modificado </w:t>
+        <w:t xml:space="preserve">LEY 29571, CÓDIGO DE PROTECCIÓN Y DEFENSA DEL CONSUMIDOR, publicado el 2 de setiembre de 2010 y modificado </w:t>
       </w:r>
     </w:p>
     <w:p>
@@ -9553,7 +9553,7 @@
           <w:sz w:val="16"/>
           <w:szCs w:val="16"/>
         </w:rPr>
-        <w:t xml:space="preserve">por Decreto Legislativo N° 1308  </w:t>
+        <w:t xml:space="preserve">por Decreto Legislativo 1308 </w:t>
       </w:r>
     </w:p>
     <w:p>
@@ -9584,7 +9584,7 @@
           <w:sz w:val="16"/>
           <w:szCs w:val="16"/>
         </w:rPr>
-        <w:t xml:space="preserve">  </w:t>
+        <w:t xml:space="preserve"> </w:t>
       </w:r>
     </w:p>
     <w:p>
@@ -9605,7 +9605,7 @@
           <w:sz w:val="16"/>
           <w:szCs w:val="16"/>
         </w:rPr>
-        <w:t xml:space="preserve">El Instituto Nacional de Defensa de la Competencia y de la Protección de la Propiedad Intelectual (Indecopi) es la autoridad con competencia primaria y de alcance nacional para conocer las presuntas infracciones a las disposiciones contenidas en el presente Código, así como para imponer las sanciones y medidas correctivas establecidas en el presente capítulo, conforme al Decreto Legislativo N° 1033, Ley de Organización y Funciones del Indecopi. Dicha competencia solo puede ser negada cuando ella haya sido asignada o se asigne a favor de otro organismo por norma expresa con rango de ley.  </w:t>
+        <w:t xml:space="preserve">El Instituto Nacional de Defensa de la Competencia y de la Protección de la Propiedad Intelectual (Indecopi) es la autoridad con competencia primaria y de alcance nacional para conocer las presuntas infracciones a las disposiciones contenidas en el presente Código, así como para imponer las sanciones y medidas correctivas establecidas en el presente capítulo, conforme al Decreto Legislativo 1033, Ley de Organización y Funciones del Indecopi. Dicha competencia solo puede ser negada cuando ella haya sido asignada o se asigne a favor de otro organismo por norma expresa con rango de ley. </w:t>
       </w:r>
     </w:p>
     <w:p>
@@ -9626,7 +9626,7 @@
           <w:sz w:val="16"/>
           <w:szCs w:val="16"/>
         </w:rPr>
-        <w:t xml:space="preserve">(…).  </w:t>
+        <w:t xml:space="preserve">(…). </w:t>
       </w:r>
     </w:p>
     <w:p>
@@ -9672,7 +9672,7 @@
           <w:sz w:val="16"/>
           <w:szCs w:val="16"/>
         </w:rPr>
-        <w:t xml:space="preserve">LEY DE ORGANIZACIÓN Y FUNCIONES DEL INDECOPI, APROBADA POR DECRETO LEGISLATIVO N° 1033  </w:t>
+        <w:t xml:space="preserve">LEY DE ORGANIZACIÓN Y FUNCIONES DEL INDECOPI, APROBADA POR DECRETO LEGISLATIVO 1033 </w:t>
       </w:r>
     </w:p>
     <w:p>
@@ -9703,7 +9703,7 @@
           <w:sz w:val="16"/>
           <w:szCs w:val="16"/>
         </w:rPr>
-        <w:t xml:space="preserve"> De la Comisión de Protección al Consumidor.-  </w:t>
+        <w:t xml:space="preserve"> De la Comisión de Protección al Consumidor.- </w:t>
       </w:r>
     </w:p>
     <w:p>
@@ -9724,7 +9724,7 @@
           <w:sz w:val="16"/>
           <w:szCs w:val="16"/>
         </w:rPr>
-        <w:t xml:space="preserve">Corresponde a la Comisión de Protección al Consumidor velar por el cumplimiento de la Ley de Protección al Consumidor y de las leyes que, en general, protegen a los consumidores de la falta de idoneidad de los bienes y servicios en función de la información brindada, de las omisiones de información y de la discriminación en el consumo, así como de aquellas que complementen o sustituyan a las anteriores.  </w:t>
+        <w:t xml:space="preserve">Corresponde a la Comisión de Protección al Consumidor velar por el cumplimiento de la Ley de Protección al Consumidor y de las leyes que, en general, protegen a los consumidores de la falta de idoneidad de los bienes y servicios en función de la información brindada, de las omisiones de información y de la discriminación en el consumo, así como de aquellas que complementen o sustituyan a las anteriores. </w:t>
       </w:r>
     </w:p>
     <w:p>
@@ -9770,7 +9770,7 @@
           <w:sz w:val="16"/>
           <w:szCs w:val="16"/>
         </w:rPr>
-        <w:t xml:space="preserve">LEY SOBRE FACULTADES, NORMAS Y ORGANIZACIÓN DEL INDECOPI, APROBADA POR DECRETO LEGISLATIVO N° 807  </w:t>
+        <w:t xml:space="preserve">LEY SOBRE FACULTADES, NORMAS Y ORGANIZACIÓN DEL INDECOPI, APROBADA POR DECRETO LEGISLATIVO 807 </w:t>
       </w:r>
     </w:p>
     <w:p>
@@ -9801,7 +9801,7 @@
           <w:sz w:val="16"/>
           <w:szCs w:val="16"/>
         </w:rPr>
-        <w:t xml:space="preserve">- El Secretario Técnico se encargará de la tramitación del procedimiento. Para ello, cuenta con las siguientes facultades:  </w:t>
+        <w:t xml:space="preserve">- El Secretario Técnico se encargará de la tramitación del procedimiento. Para ello, cuenta con las siguientes facultades: </w:t>
       </w:r>
     </w:p>
     <w:p>
@@ -9822,7 +9822,7 @@
           <w:sz w:val="16"/>
           <w:szCs w:val="16"/>
         </w:rPr>
-        <w:t xml:space="preserve">(...)  </w:t>
+        <w:t xml:space="preserve">(...) </w:t>
       </w:r>
     </w:p>
     <w:p>
@@ -9843,7 +9843,7 @@
           <w:sz w:val="16"/>
           <w:szCs w:val="16"/>
         </w:rPr>
-        <w:t xml:space="preserve">c) Admitir denuncias a trámite, en aquellos casos en que la Comisión le haya delegado esta facultad.  </w:t>
+        <w:t xml:space="preserve">c) Admitir denuncias a trámite, en aquellos casos en que la Comisión le haya delegado esta facultad. </w:t>
       </w:r>
     </w:p>
     <w:p>
@@ -9864,7 +9864,7 @@
           <w:sz w:val="16"/>
           <w:szCs w:val="16"/>
         </w:rPr>
-        <w:t xml:space="preserve">(...).  </w:t>
+        <w:t xml:space="preserve">(...). </w:t>
       </w:r>
     </w:p>
   </w:footnote>
@@ -9914,7 +9914,7 @@
           <w:sz w:val="16"/>
           <w:szCs w:val="16"/>
         </w:rPr>
-        <w:t>Nº</w:t>
+        <w:t/>
       </w:r>
       <w:proofErr w:type="spellEnd"/>
       <w:r>
@@ -9923,7 +9923,7 @@
           <w:sz w:val="16"/>
           <w:szCs w:val="16"/>
         </w:rPr>
-        <w:t xml:space="preserve"> 30056, publicada el 2 de julio de 2013, que modificó el artículo 5º del Texto Único Ordenado de la Ley de Promoción de la Competitividad, Formalización y Desarrollo de la Micro y Pequeña Empresa y de Acceso al Empleo Decente (LEY MYPE). Ello, en la medida que la Tercera Disposición Complementaria Transitoria de la norma modificatoria precisa que las empresas constituidas antes de la </w:t>
+        <w:t xml:space="preserve"> 30056, publicada el 2 de julio de 2013, que modificó el artículo 5 del Texto Único Ordenado de la Ley de Promoción de la Competitividad, Formalización y Desarrollo de la Micro y Pequeña Empresa y de Acceso al Empleo Decente (LEY MYPE). Ello, en la medida que la Tercera Disposición Complementaria Transitoria de la norma modificatoria precisa que las empresas constituidas antes de la </w:t>
       </w:r>
       <w:proofErr w:type="gramStart"/>
       <w:r>
@@ -10013,7 +10013,7 @@
           <w:sz w:val="16"/>
           <w:szCs w:val="16"/>
         </w:rPr>
-        <w:t>° 29571, CÓDIGO DE PROTECCIÓN Y DEFENSA DEL CONSUMIDOR.</w:t>
+        <w:t> 29571, CÓDIGO DE PROTECCIÓN Y DEFENSA DEL CONSUMIDOR.</w:t>
       </w:r>
     </w:p>
     <w:p>
@@ -10046,7 +10046,7 @@
           <w:sz w:val="16"/>
           <w:szCs w:val="16"/>
         </w:rPr>
-        <w:t>Artículo 110º.- Sanciones Administrativas</w:t>
+        <w:t>Artículo 110.- Sanciones Administrativas</w:t>
       </w:r>
     </w:p>
     <w:p>
@@ -10300,7 +10300,7 @@
           <w:sz w:val="16"/>
           <w:szCs w:val="16"/>
         </w:rPr>
-        <w:t>Nº</w:t>
+        <w:t/>
       </w:r>
       <w:proofErr w:type="spellEnd"/>
       <w:r>
@@ -10320,7 +10320,7 @@
           <w:sz w:val="16"/>
           <w:szCs w:val="16"/>
         </w:rPr>
-        <w:t>Nº</w:t>
+        <w:t/>
       </w:r>
       <w:proofErr w:type="spellEnd"/>
       <w:r>
@@ -10385,7 +10385,7 @@
           <w:sz w:val="16"/>
           <w:szCs w:val="16"/>
         </w:rPr>
-        <w:t xml:space="preserve">     </w:t>
+        <w:t xml:space="preserve"> </w:t>
       </w:r>
       <w:r>
         <w:rPr>
@@ -10464,7 +10464,7 @@
           <w:sz w:val="16"/>
           <w:szCs w:val="16"/>
         </w:rPr>
-        <w:t>LEY N° 29571, CÓDIGO DE PROTECCIÓN Y DEFENSA DEL CONSUMIDOR, publicado el 2 de setiembre de 2010 y modificado por Decreto Legislativo N° 1308</w:t>
+        <w:t>LEY 29571, CÓDIGO DE PROTECCIÓN Y DEFENSA DEL CONSUMIDOR, publicado el 2 de setiembre de 2010 y modificado por Decreto Legislativo 1308</w:t>
       </w:r>
     </w:p>
     <w:p>
@@ -10487,7 +10487,7 @@
           <w:sz w:val="16"/>
           <w:szCs w:val="16"/>
         </w:rPr>
-        <w:t>Artículo 110°.-  Sanciones Administrativas</w:t>
+        <w:t>Artículo 110.- Sanciones Administrativas</w:t>
       </w:r>
     </w:p>
     <w:p>
@@ -10517,7 +10517,7 @@
           <w:sz w:val="16"/>
           <w:szCs w:val="16"/>
         </w:rPr>
-        <w:t>Indecopi puede sancionar las infracciones administrativas a que se refiere el artículo 108º con amonestación y multas de hasta cuatrocientos cincuenta (450) Unidades Impositivas Tributarias (UIT), las cuales son calificadas de la siguiente manera:</w:t>
+        <w:t>Indecopi puede sancionar las infracciones administrativas a que se refiere el artículo 108 con amonestación y multas de hasta cuatrocientos cincuenta (450) Unidades Impositivas Tributarias (UIT), las cuales son calificadas de la siguiente manera:</w:t>
       </w:r>
     </w:p>
     <w:p>
@@ -10715,7 +10715,7 @@
           <w:sz w:val="16"/>
           <w:szCs w:val="16"/>
         </w:rPr>
-        <w:t>LEY N° 29571, CÓDIGO DE PROTECCIÓN Y DEFENSA DEL CONSUMIDOR, publicado el 2 de setiembre de 2010 y modificado por Decreto Legislativo N° 1308</w:t>
+        <w:t>LEY 29571, CÓDIGO DE PROTECCIÓN Y DEFENSA DEL CONSUMIDOR, publicado el 2 de setiembre de 2010 y modificado por Decreto Legislativo 1308</w:t>
       </w:r>
     </w:p>
     <w:p>
@@ -10738,7 +10738,7 @@
           <w:sz w:val="16"/>
           <w:szCs w:val="16"/>
         </w:rPr>
-        <w:t>Artículo 114°.-Medidas Correctivas</w:t>
+        <w:t>Artículo 114.-Medidas Correctivas</w:t>
       </w:r>
     </w:p>
     <w:p>
@@ -10837,7 +10837,7 @@
           <w:sz w:val="16"/>
           <w:szCs w:val="16"/>
         </w:rPr>
-        <w:t>Artículo 115°.- Medidas correctivas reparadoras</w:t>
+        <w:t>Artículo 115.- Medidas correctivas reparadoras</w:t>
       </w:r>
     </w:p>
     <w:p>
@@ -11227,7 +11227,7 @@
           <w:sz w:val="16"/>
           <w:szCs w:val="16"/>
         </w:rPr>
-        <w:t>Artículo 116°.- Medidas correctivas complementarias</w:t>
+        <w:t>Artículo 116.- Medidas correctivas complementarias</w:t>
       </w:r>
     </w:p>
     <w:p>
@@ -11876,7 +11876,7 @@
               <w:sz w:val="16"/>
               <w:szCs w:val="16"/>
             </w:rPr>
-            <w:t xml:space="preserve">CNICA DE LA    </w:t>
+            <w:t xml:space="preserve">CNICA DE LA </w:t>
           </w:r>
         </w:p>
         <w:p>

--- a/plantillas_maestras/03_seguro_desgravamen/materia_general_asegurativa/2_o_mas_ddos_varios/mujer/TPL_1549_2025_SEGURO_DESGRAVAMEN_MATERIA_GENERAL_ASEGURATIVA_ASEGURADORA_MUJER_R5.docx
+++ b/plantillas_maestras/03_seguro_desgravamen/materia_general_asegurativa/2_o_mas_ddos_varios/mujer/TPL_1549_2025_SEGURO_DESGRAVAMEN_MATERIA_GENERAL_ASEGURATIVA_ASEGURADORA_MUJER_R5.docx
@@ -136,7 +136,7 @@
           <w:sz w:val="22"/>
           <w:szCs w:val="22"/>
         </w:rPr>
-        <w:t>DENUNCIANTE</w:t>
+        <w:t xml:space="preserve">DENUNCIANTE: [DENUNCIANTE] (SEÑORA [APELLIDO])</w:t>
       </w:r>
       <w:r>
         <w:rPr>
@@ -148,7 +148,7 @@
           <w:szCs w:val="22"/>
         </w:rPr>
         <w:tab/>
-        <w:t xml:space="preserve">: </w:t>
+        <w:t xml:space="preserve"/>
       </w:r>
       <w:r>
         <w:rPr>
@@ -170,18 +170,18 @@
           <w:sz w:val="22"/>
           <w:szCs w:val="22"/>
         </w:rPr>
-        <w:t>ODILIA CONTRERAS OTERO</w:t>
-      </w:r>
-      <w:r>
-        <w:rPr>
-          <w:rFonts w:ascii="Arial Narrow" w:hAnsi="Arial Narrow" w:cs="Arial"/>
-          <w:b/>
-          <w:bCs/>
-          <w:color w:val="auto"/>
-          <w:sz w:val="22"/>
-          <w:szCs w:val="22"/>
-        </w:rPr>
-        <w:t xml:space="preserve"> (SEÑORA CONTRERAS)</w:t>
+        <w:t/>
+      </w:r>
+      <w:r>
+        <w:rPr>
+          <w:rFonts w:ascii="Arial Narrow" w:hAnsi="Arial Narrow" w:cs="Arial"/>
+          <w:b/>
+          <w:bCs/>
+          <w:color w:val="auto"/>
+          <w:sz w:val="22"/>
+          <w:szCs w:val="22"/>
+        </w:rPr>
+        <w:t xml:space="preserve"/>
       </w:r>
     </w:p>
     <w:p>
@@ -744,7 +744,7 @@
           <w:szCs w:val="22"/>
           <w:lang w:val="es-ES" w:eastAsia="es-ES"/>
         </w:rPr>
-        <w:t>VISTO</w:t>
+        <w:t xml:space="preserve">VISTOS: los medios probatorios presentados por la señora [APELLIDO] en los expedientes 0663-2025/CC1 y 1122-2025/CC1; el escrito presentado por La Positiva el 5 de enero de 2025; y, el estado del expediente. </w:t>
       </w:r>
       <w:r>
         <w:rPr>
@@ -756,7 +756,7 @@
           <w:szCs w:val="22"/>
           <w:lang w:val="es-ES" w:eastAsia="es-ES"/>
         </w:rPr>
-        <w:t>S</w:t>
+        <w:t/>
       </w:r>
       <w:r>
         <w:rPr>
@@ -768,7 +768,7 @@
           <w:szCs w:val="22"/>
           <w:lang w:val="es-ES" w:eastAsia="es-ES"/>
         </w:rPr>
-        <w:t>:</w:t>
+        <w:t/>
       </w:r>
       <w:r>
         <w:rPr>
@@ -779,7 +779,7 @@
           <w:szCs w:val="22"/>
           <w:lang w:val="es-ES" w:eastAsia="es-ES"/>
         </w:rPr>
-        <w:t xml:space="preserve"> </w:t>
+        <w:t xml:space="preserve"/>
       </w:r>
       <w:r>
         <w:rPr>
@@ -790,7 +790,7 @@
           <w:szCs w:val="22"/>
           <w:lang w:val="es-ES" w:eastAsia="es-ES"/>
         </w:rPr>
-        <w:t xml:space="preserve">los medios probatorios presentados por la señora Saavedra en </w:t>
+        <w:t xml:space="preserve"/>
       </w:r>
       <w:r>
         <w:rPr>
@@ -801,7 +801,7 @@
           <w:szCs w:val="22"/>
           <w:lang w:val="es-ES" w:eastAsia="es-ES"/>
         </w:rPr>
-        <w:t>los</w:t>
+        <w:t/>
       </w:r>
       <w:r>
         <w:rPr>
@@ -812,7 +812,7 @@
           <w:szCs w:val="22"/>
           <w:lang w:val="es-ES" w:eastAsia="es-ES"/>
         </w:rPr>
-        <w:t xml:space="preserve"> </w:t>
+        <w:t xml:space="preserve"/>
       </w:r>
       <w:r>
         <w:rPr>
@@ -823,7 +823,7 @@
           <w:szCs w:val="22"/>
           <w:lang w:val="es-ES" w:eastAsia="es-ES"/>
         </w:rPr>
-        <w:t>e</w:t>
+        <w:t/>
       </w:r>
       <w:r>
         <w:rPr>
@@ -834,7 +834,7 @@
           <w:szCs w:val="22"/>
           <w:lang w:val="es-ES" w:eastAsia="es-ES"/>
         </w:rPr>
-        <w:t>xpediente</w:t>
+        <w:t/>
       </w:r>
       <w:r>
         <w:rPr>
@@ -845,7 +845,7 @@
           <w:szCs w:val="22"/>
           <w:lang w:val="es-ES" w:eastAsia="es-ES"/>
         </w:rPr>
-        <w:t>s</w:t>
+        <w:t/>
       </w:r>
       <w:r>
         <w:rPr>
@@ -856,7 +856,7 @@
           <w:szCs w:val="22"/>
           <w:lang w:val="es-ES" w:eastAsia="es-ES"/>
         </w:rPr>
-        <w:t xml:space="preserve"> 0663-2025/CC1</w:t>
+        <w:t xml:space="preserve"/>
       </w:r>
       <w:r>
         <w:rPr>
@@ -867,7 +867,7 @@
           <w:szCs w:val="22"/>
           <w:lang w:val="es-ES" w:eastAsia="es-ES"/>
         </w:rPr>
-        <w:t xml:space="preserve"> y 1122-2025/CC1</w:t>
+        <w:t xml:space="preserve"/>
       </w:r>
       <w:r>
         <w:rPr>
@@ -878,7 +878,7 @@
           <w:szCs w:val="22"/>
           <w:lang w:val="es-ES" w:eastAsia="es-ES"/>
         </w:rPr>
-        <w:t xml:space="preserve">; el escrito presentado por La Positiva el </w:t>
+        <w:t xml:space="preserve"/>
       </w:r>
       <w:r>
         <w:rPr>
@@ -889,7 +889,7 @@
           <w:szCs w:val="22"/>
           <w:lang w:val="es-ES" w:eastAsia="es-ES"/>
         </w:rPr>
-        <w:t>5 de enero de 2025; y,</w:t>
+        <w:t/>
       </w:r>
       <w:r>
         <w:rPr>
@@ -900,7 +900,7 @@
           <w:szCs w:val="22"/>
           <w:lang w:val="es-ES" w:eastAsia="es-ES"/>
         </w:rPr>
-        <w:t xml:space="preserve"> </w:t>
+        <w:t xml:space="preserve"/>
       </w:r>
       <w:r>
         <w:rPr>
@@ -911,7 +911,7 @@
           <w:szCs w:val="22"/>
           <w:lang w:val="es-ES" w:eastAsia="es-ES"/>
         </w:rPr>
-        <w:t xml:space="preserve">el </w:t>
+        <w:t xml:space="preserve"/>
       </w:r>
       <w:r>
         <w:rPr>
@@ -922,7 +922,7 @@
           <w:szCs w:val="22"/>
           <w:lang w:val="es-ES" w:eastAsia="es-ES"/>
         </w:rPr>
-        <w:t>estado del expediente</w:t>
+        <w:t/>
       </w:r>
       <w:r>
         <w:rPr>
@@ -933,7 +933,7 @@
           <w:szCs w:val="22"/>
           <w:lang w:val="es-ES" w:eastAsia="es-ES"/>
         </w:rPr>
-        <w:t xml:space="preserve">. </w:t>
+        <w:t xml:space="preserve"/>
       </w:r>
     </w:p>
     <w:p>
@@ -1011,115 +1011,115 @@
           <w:sz w:val="22"/>
           <w:szCs w:val="22"/>
         </w:rPr>
-        <w:t xml:space="preserve">Mediante </w:t>
-      </w:r>
-      <w:r>
-        <w:rPr>
-          <w:rFonts w:ascii="Arial Narrow" w:hAnsi="Arial Narrow" w:cs="Arial"/>
-          <w:color w:val="auto"/>
-          <w:sz w:val="22"/>
-          <w:szCs w:val="22"/>
-        </w:rPr>
-        <w:t xml:space="preserve">el </w:t>
-      </w:r>
-      <w:r>
-        <w:rPr>
-          <w:rFonts w:ascii="Arial Narrow" w:hAnsi="Arial Narrow" w:cs="Arial"/>
-          <w:color w:val="auto"/>
-          <w:sz w:val="22"/>
-          <w:szCs w:val="22"/>
-        </w:rPr>
-        <w:t>escrito del 3 de octubre de 2023,</w:t>
-      </w:r>
-      <w:r>
-        <w:rPr>
-          <w:rFonts w:ascii="Arial Narrow" w:hAnsi="Arial Narrow" w:cs="Arial"/>
-          <w:color w:val="auto"/>
-          <w:sz w:val="22"/>
-          <w:szCs w:val="22"/>
-        </w:rPr>
-        <w:t xml:space="preserve"> subsanado con el escrito del 13 de agosto de 2025,</w:t>
-      </w:r>
-      <w:r>
-        <w:rPr>
-          <w:rFonts w:ascii="Arial Narrow" w:hAnsi="Arial Narrow" w:cs="Arial"/>
-          <w:color w:val="auto"/>
-          <w:sz w:val="22"/>
-          <w:szCs w:val="22"/>
-        </w:rPr>
-        <w:t xml:space="preserve"> la señora </w:t>
-      </w:r>
-      <w:r>
-        <w:rPr>
-          <w:rFonts w:ascii="Arial Narrow" w:hAnsi="Arial Narrow" w:cs="Arial"/>
-          <w:color w:val="auto"/>
-          <w:sz w:val="22"/>
-          <w:szCs w:val="22"/>
-        </w:rPr>
-        <w:t>Contreras</w:t>
-      </w:r>
-      <w:r>
-        <w:rPr>
-          <w:rFonts w:ascii="Arial Narrow" w:hAnsi="Arial Narrow" w:cs="Arial"/>
-          <w:color w:val="auto"/>
-          <w:sz w:val="22"/>
-          <w:szCs w:val="22"/>
-        </w:rPr>
-        <w:t xml:space="preserve"> denunció a </w:t>
-      </w:r>
-      <w:r>
-        <w:rPr>
-          <w:rFonts w:ascii="Arial Narrow" w:hAnsi="Arial Narrow" w:cs="Arial"/>
-          <w:color w:val="auto"/>
-          <w:sz w:val="22"/>
-          <w:szCs w:val="22"/>
-        </w:rPr>
-        <w:t>La Positiva</w:t>
-      </w:r>
-      <w:r>
-        <w:rPr>
-          <w:rFonts w:ascii="Arial Narrow" w:hAnsi="Arial Narrow" w:cs="Arial"/>
-          <w:color w:val="auto"/>
-          <w:sz w:val="22"/>
-          <w:szCs w:val="22"/>
-        </w:rPr>
-        <w:t xml:space="preserve"> </w:t>
-      </w:r>
-      <w:r>
-        <w:rPr>
-          <w:rFonts w:ascii="Arial Narrow" w:hAnsi="Arial Narrow" w:cs="Arial"/>
-          <w:color w:val="auto"/>
-          <w:sz w:val="22"/>
-          <w:szCs w:val="22"/>
-        </w:rPr>
-        <w:t xml:space="preserve">Vida </w:t>
-      </w:r>
-      <w:r>
-        <w:rPr>
-          <w:rFonts w:ascii="Arial Narrow" w:hAnsi="Arial Narrow" w:cs="Arial"/>
-          <w:color w:val="auto"/>
-          <w:sz w:val="22"/>
-          <w:szCs w:val="22"/>
-        </w:rPr>
-        <w:t>y al</w:t>
-      </w:r>
-      <w:r>
-        <w:rPr>
-          <w:rFonts w:ascii="Arial Narrow" w:hAnsi="Arial Narrow" w:cs="Arial"/>
-          <w:color w:val="auto"/>
-          <w:sz w:val="22"/>
-          <w:szCs w:val="22"/>
-        </w:rPr>
-        <w:t xml:space="preserve"> CAFAE</w:t>
-      </w:r>
-      <w:r>
-        <w:rPr>
-          <w:rFonts w:ascii="Arial Narrow" w:hAnsi="Arial Narrow" w:cs="Arial"/>
-          <w:color w:val="auto"/>
-          <w:sz w:val="22"/>
-          <w:szCs w:val="22"/>
-        </w:rPr>
-        <w:t>, por presuntas infracciones a la Ley 29571, Código de Protección y Defensa del Consumidor (en adelante, el Código)</w:t>
+        <w:t xml:space="preserve">Mediante el escrito del 3 de octubre de 2023, subsanado con el escrito del 13 de agosto de 2025, la señora [APELLIDO] denunció a La Positiva Vida y al CAFAE, por presuntas infracciones a la Ley 29571, Código de Protección y Defensa del Consumidor (en adelante, el Código), señalando lo siguiente:</w:t>
+      </w:r>
+      <w:r>
+        <w:rPr>
+          <w:rFonts w:ascii="Arial Narrow" w:hAnsi="Arial Narrow" w:cs="Arial"/>
+          <w:color w:val="auto"/>
+          <w:sz w:val="22"/>
+          <w:szCs w:val="22"/>
+        </w:rPr>
+        <w:t xml:space="preserve"/>
+      </w:r>
+      <w:r>
+        <w:rPr>
+          <w:rFonts w:ascii="Arial Narrow" w:hAnsi="Arial Narrow" w:cs="Arial"/>
+          <w:color w:val="auto"/>
+          <w:sz w:val="22"/>
+          <w:szCs w:val="22"/>
+        </w:rPr>
+        <w:t/>
+      </w:r>
+      <w:r>
+        <w:rPr>
+          <w:rFonts w:ascii="Arial Narrow" w:hAnsi="Arial Narrow" w:cs="Arial"/>
+          <w:color w:val="auto"/>
+          <w:sz w:val="22"/>
+          <w:szCs w:val="22"/>
+        </w:rPr>
+        <w:t xml:space="preserve"/>
+      </w:r>
+      <w:r>
+        <w:rPr>
+          <w:rFonts w:ascii="Arial Narrow" w:hAnsi="Arial Narrow" w:cs="Arial"/>
+          <w:color w:val="auto"/>
+          <w:sz w:val="22"/>
+          <w:szCs w:val="22"/>
+        </w:rPr>
+        <w:t xml:space="preserve"/>
+      </w:r>
+      <w:r>
+        <w:rPr>
+          <w:rFonts w:ascii="Arial Narrow" w:hAnsi="Arial Narrow" w:cs="Arial"/>
+          <w:color w:val="auto"/>
+          <w:sz w:val="22"/>
+          <w:szCs w:val="22"/>
+        </w:rPr>
+        <w:t/>
+      </w:r>
+      <w:r>
+        <w:rPr>
+          <w:rFonts w:ascii="Arial Narrow" w:hAnsi="Arial Narrow" w:cs="Arial"/>
+          <w:color w:val="auto"/>
+          <w:sz w:val="22"/>
+          <w:szCs w:val="22"/>
+        </w:rPr>
+        <w:t xml:space="preserve"/>
+      </w:r>
+      <w:r>
+        <w:rPr>
+          <w:rFonts w:ascii="Arial Narrow" w:hAnsi="Arial Narrow" w:cs="Arial"/>
+          <w:color w:val="auto"/>
+          <w:sz w:val="22"/>
+          <w:szCs w:val="22"/>
+        </w:rPr>
+        <w:t/>
+      </w:r>
+      <w:r>
+        <w:rPr>
+          <w:rFonts w:ascii="Arial Narrow" w:hAnsi="Arial Narrow" w:cs="Arial"/>
+          <w:color w:val="auto"/>
+          <w:sz w:val="22"/>
+          <w:szCs w:val="22"/>
+        </w:rPr>
+        <w:t xml:space="preserve"/>
+      </w:r>
+      <w:r>
+        <w:rPr>
+          <w:rFonts w:ascii="Arial Narrow" w:hAnsi="Arial Narrow" w:cs="Arial"/>
+          <w:color w:val="auto"/>
+          <w:sz w:val="22"/>
+          <w:szCs w:val="22"/>
+        </w:rPr>
+        <w:t xml:space="preserve"/>
+      </w:r>
+      <w:r>
+        <w:rPr>
+          <w:rFonts w:ascii="Arial Narrow" w:hAnsi="Arial Narrow" w:cs="Arial"/>
+          <w:color w:val="auto"/>
+          <w:sz w:val="22"/>
+          <w:szCs w:val="22"/>
+        </w:rPr>
+        <w:t/>
+      </w:r>
+      <w:r>
+        <w:rPr>
+          <w:rFonts w:ascii="Arial Narrow" w:hAnsi="Arial Narrow" w:cs="Arial"/>
+          <w:color w:val="auto"/>
+          <w:sz w:val="22"/>
+          <w:szCs w:val="22"/>
+        </w:rPr>
+        <w:t xml:space="preserve"/>
+      </w:r>
+      <w:r>
+        <w:rPr>
+          <w:rFonts w:ascii="Arial Narrow" w:hAnsi="Arial Narrow" w:cs="Arial"/>
+          <w:color w:val="auto"/>
+          <w:sz w:val="22"/>
+          <w:szCs w:val="22"/>
+        </w:rPr>
+        <w:t/>
       </w:r>
       <w:r>
         <w:rPr>
@@ -1138,7 +1138,7 @@
           <w:sz w:val="22"/>
           <w:szCs w:val="22"/>
         </w:rPr>
-        <w:t>, señalando lo siguiente:</w:t>
+        <w:t/>
       </w:r>
     </w:p>
     <w:p>
@@ -1815,97 +1815,97 @@
           <w:sz w:val="22"/>
           <w:szCs w:val="22"/>
         </w:rPr>
-        <w:t>La señora Contreras solicitó, en calidad de medida correctiva, que La Positiva</w:t>
-      </w:r>
-      <w:r>
-        <w:rPr>
-          <w:rFonts w:ascii="Arial Narrow" w:hAnsi="Arial Narrow" w:cs="Arial"/>
-          <w:color w:val="auto"/>
-          <w:sz w:val="22"/>
-          <w:szCs w:val="22"/>
-        </w:rPr>
-        <w:t xml:space="preserve"> Vida</w:t>
-      </w:r>
-      <w:r>
-        <w:rPr>
-          <w:rFonts w:ascii="Arial Narrow" w:hAnsi="Arial Narrow" w:cs="Arial"/>
-          <w:color w:val="auto"/>
-          <w:sz w:val="22"/>
-          <w:szCs w:val="22"/>
-        </w:rPr>
-        <w:t xml:space="preserve"> cumpla con</w:t>
-      </w:r>
-      <w:r>
-        <w:rPr>
-          <w:rFonts w:ascii="Arial Narrow" w:hAnsi="Arial Narrow" w:cs="Arial"/>
-          <w:color w:val="auto"/>
-          <w:sz w:val="22"/>
-          <w:szCs w:val="22"/>
-        </w:rPr>
-        <w:t xml:space="preserve"> devolver la totalidad de los aportes realizados por concepto de primas del Seguro de Sepelio y del Seguro Oncológico, por un total de</w:t>
-      </w:r>
-      <w:r>
-        <w:rPr>
-          <w:rFonts w:ascii="Arial Narrow" w:hAnsi="Arial Narrow" w:cs="Arial"/>
-          <w:color w:val="auto"/>
-          <w:sz w:val="22"/>
-          <w:szCs w:val="22"/>
-        </w:rPr>
-        <w:t xml:space="preserve"> S/ 78 000,00</w:t>
-      </w:r>
-      <w:r>
-        <w:rPr>
-          <w:rFonts w:ascii="Arial Narrow" w:hAnsi="Arial Narrow" w:cs="Arial"/>
-          <w:color w:val="auto"/>
-          <w:sz w:val="22"/>
-          <w:szCs w:val="22"/>
-        </w:rPr>
-        <w:t>, más los intereses generados durante los treinta (30) años transcurridos desde el año 1992</w:t>
-      </w:r>
-      <w:r>
-        <w:rPr>
-          <w:rFonts w:ascii="Arial Narrow" w:hAnsi="Arial Narrow" w:cs="Arial"/>
-          <w:color w:val="auto"/>
-          <w:sz w:val="22"/>
-          <w:szCs w:val="22"/>
-        </w:rPr>
-        <w:t>. Además,</w:t>
-      </w:r>
-      <w:r>
-        <w:rPr>
-          <w:rFonts w:ascii="Arial Narrow" w:hAnsi="Arial Narrow" w:cs="Arial"/>
-          <w:color w:val="auto"/>
-          <w:sz w:val="22"/>
-          <w:szCs w:val="22"/>
-        </w:rPr>
-        <w:t xml:space="preserve"> no</w:t>
-      </w:r>
-      <w:r>
-        <w:rPr>
-          <w:rFonts w:ascii="Arial Narrow" w:hAnsi="Arial Narrow" w:cs="Arial"/>
-          <w:color w:val="auto"/>
-          <w:sz w:val="22"/>
-          <w:szCs w:val="22"/>
-        </w:rPr>
-        <w:t xml:space="preserve"> requirió</w:t>
-      </w:r>
-      <w:r>
-        <w:rPr>
-          <w:rFonts w:ascii="Arial Narrow" w:hAnsi="Arial Narrow" w:cs="Arial"/>
-          <w:color w:val="auto"/>
-          <w:sz w:val="22"/>
-          <w:szCs w:val="22"/>
-        </w:rPr>
-        <w:t xml:space="preserve"> de forma expresa</w:t>
-      </w:r>
-      <w:r>
-        <w:rPr>
-          <w:rFonts w:ascii="Arial Narrow" w:hAnsi="Arial Narrow" w:cs="Arial"/>
-          <w:color w:val="auto"/>
-          <w:sz w:val="22"/>
-          <w:szCs w:val="22"/>
-        </w:rPr>
-        <w:t xml:space="preserve"> el reembolso de costos y costas del presente procedimiento.</w:t>
+        <w:t xml:space="preserve">La señora [APELLIDO] solicitó, en calidad de medida correctiva, que La Positiva Vida cumpla con devolver la totalidad de los aportes realizados por concepto de primas del Seguro de Sepelio y del Seguro Oncológico, por un total de S/ 78 000,00, más los intereses generados durante los treinta (30) años transcurridos desde el año 1992. Además, no requirió de forma expresa el reembolso de costos y costas del presente procedimiento.</w:t>
+      </w:r>
+      <w:r>
+        <w:rPr>
+          <w:rFonts w:ascii="Arial Narrow" w:hAnsi="Arial Narrow" w:cs="Arial"/>
+          <w:color w:val="auto"/>
+          <w:sz w:val="22"/>
+          <w:szCs w:val="22"/>
+        </w:rPr>
+        <w:t xml:space="preserve"/>
+      </w:r>
+      <w:r>
+        <w:rPr>
+          <w:rFonts w:ascii="Arial Narrow" w:hAnsi="Arial Narrow" w:cs="Arial"/>
+          <w:color w:val="auto"/>
+          <w:sz w:val="22"/>
+          <w:szCs w:val="22"/>
+        </w:rPr>
+        <w:t xml:space="preserve"/>
+      </w:r>
+      <w:r>
+        <w:rPr>
+          <w:rFonts w:ascii="Arial Narrow" w:hAnsi="Arial Narrow" w:cs="Arial"/>
+          <w:color w:val="auto"/>
+          <w:sz w:val="22"/>
+          <w:szCs w:val="22"/>
+        </w:rPr>
+        <w:t xml:space="preserve"/>
+      </w:r>
+      <w:r>
+        <w:rPr>
+          <w:rFonts w:ascii="Arial Narrow" w:hAnsi="Arial Narrow" w:cs="Arial"/>
+          <w:color w:val="auto"/>
+          <w:sz w:val="22"/>
+          <w:szCs w:val="22"/>
+        </w:rPr>
+        <w:t xml:space="preserve"/>
+      </w:r>
+      <w:r>
+        <w:rPr>
+          <w:rFonts w:ascii="Arial Narrow" w:hAnsi="Arial Narrow" w:cs="Arial"/>
+          <w:color w:val="auto"/>
+          <w:sz w:val="22"/>
+          <w:szCs w:val="22"/>
+        </w:rPr>
+        <w:t/>
+      </w:r>
+      <w:r>
+        <w:rPr>
+          <w:rFonts w:ascii="Arial Narrow" w:hAnsi="Arial Narrow" w:cs="Arial"/>
+          <w:color w:val="auto"/>
+          <w:sz w:val="22"/>
+          <w:szCs w:val="22"/>
+        </w:rPr>
+        <w:t/>
+      </w:r>
+      <w:r>
+        <w:rPr>
+          <w:rFonts w:ascii="Arial Narrow" w:hAnsi="Arial Narrow" w:cs="Arial"/>
+          <w:color w:val="auto"/>
+          <w:sz w:val="22"/>
+          <w:szCs w:val="22"/>
+        </w:rPr>
+        <w:t xml:space="preserve"/>
+      </w:r>
+      <w:r>
+        <w:rPr>
+          <w:rFonts w:ascii="Arial Narrow" w:hAnsi="Arial Narrow" w:cs="Arial"/>
+          <w:color w:val="auto"/>
+          <w:sz w:val="22"/>
+          <w:szCs w:val="22"/>
+        </w:rPr>
+        <w:t xml:space="preserve"/>
+      </w:r>
+      <w:r>
+        <w:rPr>
+          <w:rFonts w:ascii="Arial Narrow" w:hAnsi="Arial Narrow" w:cs="Arial"/>
+          <w:color w:val="auto"/>
+          <w:sz w:val="22"/>
+          <w:szCs w:val="22"/>
+        </w:rPr>
+        <w:t xml:space="preserve"/>
+      </w:r>
+      <w:r>
+        <w:rPr>
+          <w:rFonts w:ascii="Arial Narrow" w:hAnsi="Arial Narrow" w:cs="Arial"/>
+          <w:color w:val="auto"/>
+          <w:sz w:val="22"/>
+          <w:szCs w:val="22"/>
+        </w:rPr>
+        <w:t xml:space="preserve"/>
       </w:r>
     </w:p>
     <w:p>
@@ -1956,7 +1956,7 @@
           <w:sz w:val="22"/>
           <w:szCs w:val="22"/>
         </w:rPr>
-        <w:t>Por</w:t>
+        <w:t xml:space="preserve">Por Resolución 3 del 12 de setiembre de 2025, la Secretaría Técnica de la Comisión de Protección al Consumidor 1 (en adelante, Secretaría Técnica), admitió a trámite la denuncia de la señora [APELLIDO], de conformidad con los términos siguientes:</w:t>
       </w:r>
       <w:r>
         <w:rPr>
@@ -1965,106 +1965,106 @@
           <w:sz w:val="22"/>
           <w:szCs w:val="22"/>
         </w:rPr>
-        <w:t xml:space="preserve"> </w:t>
-      </w:r>
-      <w:r>
-        <w:rPr>
-          <w:rFonts w:ascii="Arial Narrow" w:hAnsi="Arial Narrow" w:cs="Arial"/>
-          <w:color w:val="auto"/>
-          <w:sz w:val="22"/>
-          <w:szCs w:val="22"/>
-        </w:rPr>
-        <w:t xml:space="preserve">Resolución </w:t>
-      </w:r>
-      <w:r>
-        <w:rPr>
-          <w:rFonts w:ascii="Arial Narrow" w:hAnsi="Arial Narrow" w:cs="Arial"/>
-          <w:color w:val="auto"/>
-          <w:sz w:val="22"/>
-          <w:szCs w:val="22"/>
-        </w:rPr>
-        <w:t>3</w:t>
-      </w:r>
-      <w:r>
-        <w:rPr>
-          <w:rFonts w:ascii="Arial Narrow" w:hAnsi="Arial Narrow" w:cs="Arial"/>
-          <w:color w:val="auto"/>
-          <w:sz w:val="22"/>
-          <w:szCs w:val="22"/>
-        </w:rPr>
-        <w:t xml:space="preserve"> del </w:t>
-      </w:r>
-      <w:r>
-        <w:rPr>
-          <w:rFonts w:ascii="Arial Narrow" w:hAnsi="Arial Narrow" w:cs="Arial"/>
-          <w:color w:val="auto"/>
-          <w:sz w:val="22"/>
-          <w:szCs w:val="22"/>
-        </w:rPr>
-        <w:t>12</w:t>
-      </w:r>
-      <w:r>
-        <w:rPr>
-          <w:rFonts w:ascii="Arial Narrow" w:hAnsi="Arial Narrow" w:cs="Arial"/>
-          <w:color w:val="auto"/>
-          <w:sz w:val="22"/>
-          <w:szCs w:val="22"/>
-        </w:rPr>
-        <w:t xml:space="preserve"> de </w:t>
-      </w:r>
-      <w:r>
-        <w:rPr>
-          <w:rFonts w:ascii="Arial Narrow" w:hAnsi="Arial Narrow" w:cs="Arial"/>
-          <w:color w:val="auto"/>
-          <w:sz w:val="22"/>
-          <w:szCs w:val="22"/>
-        </w:rPr>
-        <w:t>setiembre</w:t>
-      </w:r>
-      <w:r>
-        <w:rPr>
-          <w:rFonts w:ascii="Arial Narrow" w:hAnsi="Arial Narrow" w:cs="Arial"/>
-          <w:color w:val="auto"/>
-          <w:sz w:val="22"/>
-          <w:szCs w:val="22"/>
-        </w:rPr>
-        <w:t xml:space="preserve"> de 202</w:t>
-      </w:r>
-      <w:r>
-        <w:rPr>
-          <w:rFonts w:ascii="Arial Narrow" w:hAnsi="Arial Narrow" w:cs="Arial"/>
-          <w:color w:val="auto"/>
-          <w:sz w:val="22"/>
-          <w:szCs w:val="22"/>
-        </w:rPr>
-        <w:t>5</w:t>
-      </w:r>
-      <w:r>
-        <w:rPr>
-          <w:rFonts w:ascii="Arial Narrow" w:hAnsi="Arial Narrow" w:cs="Arial"/>
-          <w:color w:val="auto"/>
-          <w:sz w:val="22"/>
-          <w:szCs w:val="22"/>
-        </w:rPr>
-        <w:t xml:space="preserve">, la Secretaría Técnica de la Comisión de Protección al Consumidor 1 (en adelante, Secretaría Técnica), admitió a trámite la denuncia de la señora </w:t>
-      </w:r>
-      <w:r>
-        <w:rPr>
-          <w:rFonts w:ascii="Arial Narrow" w:hAnsi="Arial Narrow" w:cs="Arial"/>
-          <w:color w:val="auto"/>
-          <w:sz w:val="22"/>
-          <w:szCs w:val="22"/>
-        </w:rPr>
-        <w:t>Contreras</w:t>
-      </w:r>
-      <w:r>
-        <w:rPr>
-          <w:rFonts w:ascii="Arial Narrow" w:hAnsi="Arial Narrow" w:cs="Arial"/>
-          <w:color w:val="auto"/>
-          <w:sz w:val="22"/>
-          <w:szCs w:val="22"/>
-        </w:rPr>
-        <w:t>, de conformidad con los términos siguientes:</w:t>
+        <w:t xml:space="preserve"/>
+      </w:r>
+      <w:r>
+        <w:rPr>
+          <w:rFonts w:ascii="Arial Narrow" w:hAnsi="Arial Narrow" w:cs="Arial"/>
+          <w:color w:val="auto"/>
+          <w:sz w:val="22"/>
+          <w:szCs w:val="22"/>
+        </w:rPr>
+        <w:t xml:space="preserve"/>
+      </w:r>
+      <w:r>
+        <w:rPr>
+          <w:rFonts w:ascii="Arial Narrow" w:hAnsi="Arial Narrow" w:cs="Arial"/>
+          <w:color w:val="auto"/>
+          <w:sz w:val="22"/>
+          <w:szCs w:val="22"/>
+        </w:rPr>
+        <w:t/>
+      </w:r>
+      <w:r>
+        <w:rPr>
+          <w:rFonts w:ascii="Arial Narrow" w:hAnsi="Arial Narrow" w:cs="Arial"/>
+          <w:color w:val="auto"/>
+          <w:sz w:val="22"/>
+          <w:szCs w:val="22"/>
+        </w:rPr>
+        <w:t xml:space="preserve"/>
+      </w:r>
+      <w:r>
+        <w:rPr>
+          <w:rFonts w:ascii="Arial Narrow" w:hAnsi="Arial Narrow" w:cs="Arial"/>
+          <w:color w:val="auto"/>
+          <w:sz w:val="22"/>
+          <w:szCs w:val="22"/>
+        </w:rPr>
+        <w:t/>
+      </w:r>
+      <w:r>
+        <w:rPr>
+          <w:rFonts w:ascii="Arial Narrow" w:hAnsi="Arial Narrow" w:cs="Arial"/>
+          <w:color w:val="auto"/>
+          <w:sz w:val="22"/>
+          <w:szCs w:val="22"/>
+        </w:rPr>
+        <w:t xml:space="preserve"/>
+      </w:r>
+      <w:r>
+        <w:rPr>
+          <w:rFonts w:ascii="Arial Narrow" w:hAnsi="Arial Narrow" w:cs="Arial"/>
+          <w:color w:val="auto"/>
+          <w:sz w:val="22"/>
+          <w:szCs w:val="22"/>
+        </w:rPr>
+        <w:t/>
+      </w:r>
+      <w:r>
+        <w:rPr>
+          <w:rFonts w:ascii="Arial Narrow" w:hAnsi="Arial Narrow" w:cs="Arial"/>
+          <w:color w:val="auto"/>
+          <w:sz w:val="22"/>
+          <w:szCs w:val="22"/>
+        </w:rPr>
+        <w:t xml:space="preserve"/>
+      </w:r>
+      <w:r>
+        <w:rPr>
+          <w:rFonts w:ascii="Arial Narrow" w:hAnsi="Arial Narrow" w:cs="Arial"/>
+          <w:color w:val="auto"/>
+          <w:sz w:val="22"/>
+          <w:szCs w:val="22"/>
+        </w:rPr>
+        <w:t/>
+      </w:r>
+      <w:r>
+        <w:rPr>
+          <w:rFonts w:ascii="Arial Narrow" w:hAnsi="Arial Narrow" w:cs="Arial"/>
+          <w:color w:val="auto"/>
+          <w:sz w:val="22"/>
+          <w:szCs w:val="22"/>
+        </w:rPr>
+        <w:t xml:space="preserve"/>
+      </w:r>
+      <w:r>
+        <w:rPr>
+          <w:rFonts w:ascii="Arial Narrow" w:hAnsi="Arial Narrow" w:cs="Arial"/>
+          <w:color w:val="auto"/>
+          <w:sz w:val="22"/>
+          <w:szCs w:val="22"/>
+        </w:rPr>
+        <w:t/>
+      </w:r>
+      <w:r>
+        <w:rPr>
+          <w:rFonts w:ascii="Arial Narrow" w:hAnsi="Arial Narrow" w:cs="Arial"/>
+          <w:color w:val="auto"/>
+          <w:sz w:val="22"/>
+          <w:szCs w:val="22"/>
+        </w:rPr>
+        <w:t/>
       </w:r>
     </w:p>
     <w:p>
@@ -2129,7 +2129,7 @@
           <w:color w:val="auto"/>
           <w:sz w:val="20"/>
         </w:rPr>
-        <w:t>SEGUNDO</w:t>
+        <w:t xml:space="preserve">SEGUNDO: admitir a trámite la denuncia del 1 de julio de 2025, subsanada mediante escrito del 13 de agosto de 2025, interpuesta por la señora [DENUNCIANTE] contra el Comité de Administración del Fondo de Asistencia y Estímulo de los Trabajadores del Sector Educación y La Positiva Seguros y Reaseguros S.A.A., por lo siguiente:</w:t>
       </w:r>
       <w:r>
         <w:rPr>
@@ -2140,7 +2140,7 @@
           <w:color w:val="auto"/>
           <w:sz w:val="20"/>
         </w:rPr>
-        <w:t>:</w:t>
+        <w:t/>
       </w:r>
       <w:r>
         <w:rPr>
@@ -2150,7 +2150,7 @@
           <w:color w:val="auto"/>
           <w:sz w:val="20"/>
         </w:rPr>
-        <w:t xml:space="preserve"> </w:t>
+        <w:t xml:space="preserve"/>
       </w:r>
       <w:r>
         <w:rPr>
@@ -2160,7 +2160,7 @@
           <w:color w:val="auto"/>
           <w:sz w:val="20"/>
         </w:rPr>
-        <w:t>admitir a trámite la denuncia del 1 de julio de 2025, subsanada mediante escrito del 13 de agosto de 2025, interpuesta por la señora Odilia Contreras Otero contra el Comité de Administración del Fondo de Asistencia y Estímulo de los Trabajadores del Sector Educación y La Positiva Seguros y Reaseguros S.A.A., por lo siguiente</w:t>
+        <w:t/>
       </w:r>
       <w:r>
         <w:rPr>
@@ -2170,7 +2170,7 @@
           <w:color w:val="auto"/>
           <w:sz w:val="20"/>
         </w:rPr>
-        <w:t>:</w:t>
+        <w:t/>
       </w:r>
     </w:p>
     <w:p>
@@ -3863,7 +3863,7 @@
           <w:sz w:val="22"/>
           <w:szCs w:val="22"/>
         </w:rPr>
-        <w:t xml:space="preserve">En su escrito de denuncia, la señora Contreras solicitó que se adjunten al presente procedimiento los medios probatorios que obran en los </w:t>
+        <w:t xml:space="preserve">En su escrito de denuncia, la señora [APELLIDO] solicitó que se adjunten al presente procedimiento los medios probatorios que obran en los expedientes 0663-2025/CC1 y 1122-2025/CC1, tramitados ante la Comisión, toda vez que fueron declarados inadmisibles.</w:t>
       </w:r>
       <w:r>
         <w:rPr>
@@ -3874,7 +3874,7 @@
           <w:szCs w:val="22"/>
           <w:lang w:val="es-ES" w:eastAsia="es-ES"/>
         </w:rPr>
-        <w:t>expedientes 0663-2025/CC1 y 1122-2025/CC1, tramitados ante la Comisión, toda vez que fueron declarados inadmisibles.</w:t>
+        <w:t/>
       </w:r>
     </w:p>
     <w:p>
@@ -5316,41 +5316,41 @@
           <w:b/>
           <w:bCs/>
         </w:rPr>
-        <w:t>TERCERO</w:t>
-      </w:r>
-      <w:r>
-        <w:rPr>
-          <w:rFonts w:ascii="Arial Narrow" w:hAnsi="Arial Narrow" w:cs="Arial"/>
-          <w:b/>
-          <w:bCs/>
-        </w:rPr>
-        <w:t>:</w:t>
-      </w:r>
-      <w:r>
-        <w:rPr>
-          <w:rFonts w:ascii="Arial Narrow" w:hAnsi="Arial Narrow" w:cs="Arial"/>
-        </w:rPr>
-        <w:t xml:space="preserve"> incorporar </w:t>
+        <w:t xml:space="preserve">TERCERO: incorporar los medios probatorios adjuntos a los escritos de denuncia presentados por la señora [DENUNCIANTE] en los expedientes 0663-2025/CC1 y 1122-2025/CC1.</w:t>
+      </w:r>
+      <w:r>
+        <w:rPr>
+          <w:rFonts w:ascii="Arial Narrow" w:hAnsi="Arial Narrow" w:cs="Arial"/>
+          <w:b/>
+          <w:bCs/>
+        </w:rPr>
+        <w:t/>
+      </w:r>
+      <w:r>
+        <w:rPr>
+          <w:rFonts w:ascii="Arial Narrow" w:hAnsi="Arial Narrow" w:cs="Arial"/>
+        </w:rPr>
+        <w:t xml:space="preserve"/>
       </w:r>
       <w:r>
         <w:rPr>
           <w:rFonts w:ascii="Arial Narrow" w:hAnsi="Arial Narrow" w:cs="Arial"/>
           <w:spacing w:val="-3"/>
         </w:rPr>
-        <w:t xml:space="preserve">los medios probatorios </w:t>
+        <w:t xml:space="preserve"/>
       </w:r>
       <w:r>
         <w:rPr>
           <w:rFonts w:ascii="Arial Narrow" w:hAnsi="Arial Narrow" w:cs="Arial"/>
           <w:lang w:val="es-ES" w:eastAsia="es-ES"/>
         </w:rPr>
-        <w:t xml:space="preserve">adjuntos a los escritos de denuncia presentados por la señora </w:t>
-      </w:r>
-      <w:r>
-        <w:rPr>
-          <w:rFonts w:ascii="Arial Narrow" w:hAnsi="Arial Narrow" w:cs="Arial"/>
-        </w:rPr>
-        <w:t xml:space="preserve">Odilia Contreras Otero en los </w:t>
+        <w:t xml:space="preserve"/>
+      </w:r>
+      <w:r>
+        <w:rPr>
+          <w:rFonts w:ascii="Arial Narrow" w:hAnsi="Arial Narrow" w:cs="Arial"/>
+        </w:rPr>
+        <w:t xml:space="preserve"/>
       </w:r>
       <w:r>
         <w:rPr>
@@ -5358,7 +5358,7 @@
           <w:spacing w:val="-3"/>
           <w:lang w:val="es-ES" w:eastAsia="es-ES"/>
         </w:rPr>
-        <w:t>expedientes 0663-2025/CC1 y 1122-2025/CC1.</w:t>
+        <w:t/>
       </w:r>
     </w:p>
     <w:p>
@@ -5386,62 +5386,62 @@
           <w:b/>
           <w:bCs/>
         </w:rPr>
-        <w:t>CUARTO</w:t>
-      </w:r>
-      <w:r>
-        <w:rPr>
-          <w:rFonts w:ascii="Arial Narrow" w:hAnsi="Arial Narrow" w:cs="Arial"/>
-          <w:b/>
-          <w:bCs/>
-        </w:rPr>
-        <w:t>:</w:t>
-      </w:r>
-      <w:r>
-        <w:rPr>
-          <w:rFonts w:ascii="Arial Narrow" w:hAnsi="Arial Narrow" w:cs="Arial"/>
-        </w:rPr>
-        <w:t xml:space="preserve"> trasladar </w:t>
+        <w:t xml:space="preserve">CUARTO: trasladar a Fondo de Asistencia y Estímulo de los Trabajadores del Sector Educación los medios probatorios adjuntos a los escritos de denuncia presentados por la señora [DENUNCIANTE] en los expedientes 0663-2025/CC1 y 1122-2025/CC1. Asimismo, otorgar un plazo de cinco (5) días hábiles improrrogables, contado desde el día siguiente de la notificación de la presente resolución, para la presentación de sus descargos considerando los referidos medios probatorios, o la ratificación de los descargos presentados el 26 de setiembre de 2025. Bajo apercibimiento de considerar dicho escrito como sus descargos.</w:t>
+      </w:r>
+      <w:r>
+        <w:rPr>
+          <w:rFonts w:ascii="Arial Narrow" w:hAnsi="Arial Narrow" w:cs="Arial"/>
+          <w:b/>
+          <w:bCs/>
+        </w:rPr>
+        <w:t/>
+      </w:r>
+      <w:r>
+        <w:rPr>
+          <w:rFonts w:ascii="Arial Narrow" w:hAnsi="Arial Narrow" w:cs="Arial"/>
+        </w:rPr>
+        <w:t xml:space="preserve"/>
       </w:r>
       <w:r>
         <w:rPr>
           <w:rFonts w:ascii="Arial Narrow" w:hAnsi="Arial Narrow" w:cs="Arial"/>
           <w:lang w:val="es-ES" w:eastAsia="es-ES"/>
         </w:rPr>
-        <w:t xml:space="preserve">a </w:t>
-      </w:r>
-      <w:r>
-        <w:rPr>
-          <w:rFonts w:ascii="Arial Narrow" w:hAnsi="Arial Narrow" w:cs="Arial"/>
-          <w:bCs/>
-        </w:rPr>
-        <w:t>Fondo de Asistencia y Estímulo de los Trabajadores del Sector Educación</w:t>
+        <w:t xml:space="preserve"/>
+      </w:r>
+      <w:r>
+        <w:rPr>
+          <w:rFonts w:ascii="Arial Narrow" w:hAnsi="Arial Narrow" w:cs="Arial"/>
+          <w:bCs/>
+        </w:rPr>
+        <w:t/>
       </w:r>
       <w:r>
         <w:rPr>
           <w:rFonts w:ascii="Arial Narrow" w:hAnsi="Arial Narrow" w:cs="Arial"/>
           <w:lang w:val="es-ES" w:eastAsia="es-ES"/>
         </w:rPr>
-        <w:t xml:space="preserve"> </w:t>
+        <w:t xml:space="preserve"/>
       </w:r>
       <w:r>
         <w:rPr>
           <w:rFonts w:ascii="Arial Narrow" w:hAnsi="Arial Narrow" w:cs="Arial"/>
           <w:spacing w:val="-3"/>
         </w:rPr>
-        <w:t xml:space="preserve">los medios probatorios </w:t>
+        <w:t xml:space="preserve"/>
       </w:r>
       <w:r>
         <w:rPr>
           <w:rFonts w:ascii="Arial Narrow" w:hAnsi="Arial Narrow" w:cs="Arial"/>
           <w:lang w:val="es-ES" w:eastAsia="es-ES"/>
         </w:rPr>
-        <w:t xml:space="preserve">adjuntos a los escritos de denuncia presentados por la señora </w:t>
-      </w:r>
-      <w:r>
-        <w:rPr>
-          <w:rFonts w:ascii="Arial Narrow" w:hAnsi="Arial Narrow" w:cs="Arial"/>
-        </w:rPr>
-        <w:t xml:space="preserve">Odilia Contreras Otero en los </w:t>
+        <w:t xml:space="preserve"/>
+      </w:r>
+      <w:r>
+        <w:rPr>
+          <w:rFonts w:ascii="Arial Narrow" w:hAnsi="Arial Narrow" w:cs="Arial"/>
+        </w:rPr>
+        <w:t xml:space="preserve"/>
       </w:r>
       <w:r>
         <w:rPr>
@@ -5449,14 +5449,14 @@
           <w:spacing w:val="-3"/>
           <w:lang w:val="es-ES" w:eastAsia="es-ES"/>
         </w:rPr>
-        <w:t>expedientes 0663-2025/CC1 y 1122-2025/CC1</w:t>
+        <w:t/>
       </w:r>
       <w:r>
         <w:rPr>
           <w:rFonts w:ascii="Arial Narrow" w:hAnsi="Arial Narrow" w:cs="Arial"/>
           <w:lang w:val="es-ES" w:eastAsia="es-ES"/>
         </w:rPr>
-        <w:t xml:space="preserve">. Asimismo, </w:t>
+        <w:t xml:space="preserve"/>
       </w:r>
       <w:r>
         <w:rPr>
@@ -5465,28 +5465,28 @@
           <w:bCs/>
           <w:lang w:val="es-ES" w:eastAsia="es-ES"/>
         </w:rPr>
-        <w:t>otorgar un plazo de cinco (5) días hábiles improrrogables</w:t>
+        <w:t/>
       </w:r>
       <w:r>
         <w:rPr>
           <w:rFonts w:ascii="Arial Narrow" w:hAnsi="Arial Narrow" w:cs="Arial"/>
           <w:lang w:val="es-ES" w:eastAsia="es-ES"/>
         </w:rPr>
-        <w:t xml:space="preserve">, contado desde el día siguiente de la notificación de la presente resolución, para la presentación de sus descargos considerando los referidos medios probatorios, o la ratificación de los descargos presentados el 26 de setiembre de 2025. Bajo apercibimiento de considerar </w:t>
+        <w:t xml:space="preserve"/>
       </w:r>
       <w:r>
         <w:rPr>
           <w:rFonts w:ascii="Arial Narrow" w:hAnsi="Arial Narrow" w:cs="Arial"/>
           <w:lang w:val="es-ES" w:eastAsia="es-ES"/>
         </w:rPr>
-        <w:t>dicho escrito</w:t>
+        <w:t/>
       </w:r>
       <w:r>
         <w:rPr>
           <w:rFonts w:ascii="Arial Narrow" w:hAnsi="Arial Narrow" w:cs="Arial"/>
           <w:lang w:val="es-ES" w:eastAsia="es-ES"/>
         </w:rPr>
-        <w:t xml:space="preserve"> como sus descargos.</w:t>
+        <w:t xml:space="preserve"/>
       </w:r>
     </w:p>
     <w:p>
@@ -5604,49 +5604,49 @@
           <w:b/>
           <w:bCs/>
         </w:rPr>
-        <w:t>SEXTO</w:t>
-      </w:r>
-      <w:r>
-        <w:rPr>
-          <w:rFonts w:ascii="Arial Narrow" w:hAnsi="Arial Narrow" w:cs="Arial"/>
-        </w:rPr>
-        <w:t xml:space="preserve">: </w:t>
-      </w:r>
-      <w:r>
-        <w:rPr>
-          <w:rFonts w:ascii="Arial Narrow" w:hAnsi="Arial Narrow" w:cs="Arial"/>
-        </w:rPr>
-        <w:t xml:space="preserve">admitir a trámite </w:t>
-      </w:r>
-      <w:r>
-        <w:rPr>
-          <w:rFonts w:ascii="Arial Narrow" w:hAnsi="Arial Narrow" w:cs="Arial"/>
-        </w:rPr>
-        <w:t xml:space="preserve">la denuncia presentada por la señora </w:t>
-      </w:r>
-      <w:r>
-        <w:rPr>
-          <w:rFonts w:ascii="Arial Narrow" w:hAnsi="Arial Narrow" w:cs="Arial"/>
-        </w:rPr>
-        <w:t>Odilia Contreras Otero</w:t>
-      </w:r>
-      <w:r>
-        <w:rPr>
-          <w:rFonts w:ascii="Arial Narrow" w:hAnsi="Arial Narrow" w:cs="Arial"/>
-        </w:rPr>
-        <w:t xml:space="preserve"> contra </w:t>
-      </w:r>
-      <w:r>
-        <w:rPr>
-          <w:rFonts w:ascii="Arial Narrow" w:hAnsi="Arial Narrow" w:cs="Arial"/>
-        </w:rPr>
-        <w:t>La Positiva Vida Seguros y Reaseguros S.A.</w:t>
-      </w:r>
-      <w:r>
-        <w:rPr>
-          <w:rFonts w:ascii="Arial Narrow" w:hAnsi="Arial Narrow" w:cs="Arial"/>
-        </w:rPr>
-        <w:t>, de conformidad con los términos siguientes:</w:t>
+        <w:t xml:space="preserve">SEXTO: admitir a trámite la denuncia presentada por la señora [DENUNCIANTE] contra La Positiva Vida Seguros y Reaseguros S.A., de conformidad con los términos siguientes:</w:t>
+      </w:r>
+      <w:r>
+        <w:rPr>
+          <w:rFonts w:ascii="Arial Narrow" w:hAnsi="Arial Narrow" w:cs="Arial"/>
+        </w:rPr>
+        <w:t xml:space="preserve"/>
+      </w:r>
+      <w:r>
+        <w:rPr>
+          <w:rFonts w:ascii="Arial Narrow" w:hAnsi="Arial Narrow" w:cs="Arial"/>
+        </w:rPr>
+        <w:t xml:space="preserve"/>
+      </w:r>
+      <w:r>
+        <w:rPr>
+          <w:rFonts w:ascii="Arial Narrow" w:hAnsi="Arial Narrow" w:cs="Arial"/>
+        </w:rPr>
+        <w:t xml:space="preserve"/>
+      </w:r>
+      <w:r>
+        <w:rPr>
+          <w:rFonts w:ascii="Arial Narrow" w:hAnsi="Arial Narrow" w:cs="Arial"/>
+        </w:rPr>
+        <w:t/>
+      </w:r>
+      <w:r>
+        <w:rPr>
+          <w:rFonts w:ascii="Arial Narrow" w:hAnsi="Arial Narrow" w:cs="Arial"/>
+        </w:rPr>
+        <w:t xml:space="preserve"/>
+      </w:r>
+      <w:r>
+        <w:rPr>
+          <w:rFonts w:ascii="Arial Narrow" w:hAnsi="Arial Narrow" w:cs="Arial"/>
+        </w:rPr>
+        <w:t/>
+      </w:r>
+      <w:r>
+        <w:rPr>
+          <w:rFonts w:ascii="Arial Narrow" w:hAnsi="Arial Narrow" w:cs="Arial"/>
+        </w:rPr>
+        <w:t/>
       </w:r>
     </w:p>
     <w:p>
@@ -6127,115 +6127,115 @@
           <w:sz w:val="22"/>
           <w:szCs w:val="22"/>
         </w:rPr>
-        <w:t>OCTAVO</w:t>
-      </w:r>
-      <w:r>
-        <w:rPr>
-          <w:rFonts w:ascii="Arial Narrow" w:hAnsi="Arial Narrow" w:cs="Arial"/>
-          <w:b/>
-          <w:bCs/>
-          <w:color w:val="auto"/>
-          <w:sz w:val="22"/>
-          <w:szCs w:val="22"/>
-        </w:rPr>
-        <w:t xml:space="preserve">: </w:t>
-      </w:r>
-      <w:r>
-        <w:rPr>
-          <w:rFonts w:ascii="Arial Narrow" w:hAnsi="Arial Narrow" w:cs="Arial"/>
-          <w:bCs/>
-          <w:color w:val="auto"/>
-          <w:sz w:val="22"/>
-          <w:szCs w:val="22"/>
-        </w:rPr>
-        <w:t xml:space="preserve">correr traslado de la denuncia interpuesta el </w:t>
-      </w:r>
-      <w:r>
-        <w:rPr>
-          <w:rFonts w:ascii="Arial Narrow" w:hAnsi="Arial Narrow" w:cs="Arial"/>
-          <w:bCs/>
-          <w:color w:val="auto"/>
-          <w:sz w:val="22"/>
-          <w:szCs w:val="22"/>
-        </w:rPr>
-        <w:t>1</w:t>
-      </w:r>
-      <w:r>
-        <w:rPr>
-          <w:rFonts w:ascii="Arial Narrow" w:hAnsi="Arial Narrow" w:cs="Arial"/>
-          <w:bCs/>
-          <w:color w:val="auto"/>
-          <w:sz w:val="22"/>
-          <w:szCs w:val="22"/>
-        </w:rPr>
-        <w:t xml:space="preserve"> de </w:t>
-      </w:r>
-      <w:r>
-        <w:rPr>
-          <w:rFonts w:ascii="Arial Narrow" w:hAnsi="Arial Narrow" w:cs="Arial"/>
-          <w:bCs/>
-          <w:color w:val="auto"/>
-          <w:sz w:val="22"/>
-          <w:szCs w:val="22"/>
-        </w:rPr>
-        <w:t>julio</w:t>
-      </w:r>
-      <w:r>
-        <w:rPr>
-          <w:rFonts w:ascii="Arial Narrow" w:hAnsi="Arial Narrow" w:cs="Arial"/>
-          <w:bCs/>
-          <w:color w:val="auto"/>
-          <w:sz w:val="22"/>
-          <w:szCs w:val="22"/>
-        </w:rPr>
-        <w:t xml:space="preserve"> de 202</w:t>
-      </w:r>
-      <w:r>
-        <w:rPr>
-          <w:rFonts w:ascii="Arial Narrow" w:hAnsi="Arial Narrow" w:cs="Arial"/>
-          <w:bCs/>
-          <w:color w:val="auto"/>
-          <w:sz w:val="22"/>
-          <w:szCs w:val="22"/>
-        </w:rPr>
-        <w:t>5, subsanada el 13 de agosto de 2025,</w:t>
-      </w:r>
-      <w:r>
-        <w:rPr>
-          <w:rFonts w:ascii="Arial Narrow" w:hAnsi="Arial Narrow" w:cs="Arial"/>
-          <w:bCs/>
-          <w:color w:val="auto"/>
-          <w:sz w:val="22"/>
-          <w:szCs w:val="22"/>
-        </w:rPr>
-        <w:t xml:space="preserve"> a </w:t>
-      </w:r>
-      <w:r>
-        <w:rPr>
-          <w:rFonts w:ascii="Arial Narrow" w:hAnsi="Arial Narrow" w:cs="Arial"/>
-          <w:color w:val="auto"/>
-          <w:sz w:val="22"/>
-          <w:szCs w:val="22"/>
-        </w:rPr>
-        <w:t>La Positiva Vida Seguros y Reaseguros S.A.</w:t>
-      </w:r>
-      <w:r>
-        <w:rPr>
-          <w:rFonts w:ascii="Arial Narrow" w:hAnsi="Arial Narrow" w:cs="Arial"/>
-          <w:color w:val="auto"/>
-          <w:sz w:val="22"/>
-          <w:szCs w:val="22"/>
-        </w:rPr>
-        <w:t xml:space="preserve">, así como </w:t>
-      </w:r>
-      <w:r>
-        <w:rPr>
-          <w:rFonts w:ascii="Arial Narrow" w:hAnsi="Arial Narrow" w:cs="Arial"/>
-          <w:color w:val="auto"/>
-          <w:sz w:val="22"/>
-          <w:szCs w:val="22"/>
-        </w:rPr>
-        <w:t xml:space="preserve"> </w:t>
+        <w:t xml:space="preserve">OCTAVO: correr traslado de la denuncia interpuesta el 1 de julio de 2025, subsanada el 13 de agosto de 2025, a La Positiva Vida Seguros y Reaseguros S.A., así como  los medios probatorios adjuntos a los escritos de denuncia presentados por la señora [DENUNCIANTE] en los expedientes 0663-2025/CC1 y 1122-2025/CC1 para que, de conformidad con lo dispuesto por el artículo 26 de la Ley sobre Facultades, Normas y Organización del Indecopi, aprobado por Decreto Legislativo  807, presente sus descargos en un plazo no mayor a cinco (5) días hábiles contado a partir del día siguiente de la notificación de la presente resolución, vencido el cual, el Secretario Técnico declarará en rebeldía a los denunciados que no lo hubieran presentado. Debe precisarse que de conformidad con lo establecido por el artículo 233 del Texto Único Ordenado de la Ley 27444, Ley del Procedimiento Administrativo General, aprobado por Decreto Supremo 006-2026-JUS, las alegaciones y los hechos relevantes de la reclamación, salvo que hayan sido específicamente negadas en la contestación, se tendrán por aceptadas o meritadas como ciertas. </w:t>
+      </w:r>
+      <w:r>
+        <w:rPr>
+          <w:rFonts w:ascii="Arial Narrow" w:hAnsi="Arial Narrow" w:cs="Arial"/>
+          <w:b/>
+          <w:bCs/>
+          <w:color w:val="auto"/>
+          <w:sz w:val="22"/>
+          <w:szCs w:val="22"/>
+        </w:rPr>
+        <w:t xml:space="preserve"/>
+      </w:r>
+      <w:r>
+        <w:rPr>
+          <w:rFonts w:ascii="Arial Narrow" w:hAnsi="Arial Narrow" w:cs="Arial"/>
+          <w:bCs/>
+          <w:color w:val="auto"/>
+          <w:sz w:val="22"/>
+          <w:szCs w:val="22"/>
+        </w:rPr>
+        <w:t xml:space="preserve"/>
+      </w:r>
+      <w:r>
+        <w:rPr>
+          <w:rFonts w:ascii="Arial Narrow" w:hAnsi="Arial Narrow" w:cs="Arial"/>
+          <w:bCs/>
+          <w:color w:val="auto"/>
+          <w:sz w:val="22"/>
+          <w:szCs w:val="22"/>
+        </w:rPr>
+        <w:t/>
+      </w:r>
+      <w:r>
+        <w:rPr>
+          <w:rFonts w:ascii="Arial Narrow" w:hAnsi="Arial Narrow" w:cs="Arial"/>
+          <w:bCs/>
+          <w:color w:val="auto"/>
+          <w:sz w:val="22"/>
+          <w:szCs w:val="22"/>
+        </w:rPr>
+        <w:t xml:space="preserve"/>
+      </w:r>
+      <w:r>
+        <w:rPr>
+          <w:rFonts w:ascii="Arial Narrow" w:hAnsi="Arial Narrow" w:cs="Arial"/>
+          <w:bCs/>
+          <w:color w:val="auto"/>
+          <w:sz w:val="22"/>
+          <w:szCs w:val="22"/>
+        </w:rPr>
+        <w:t/>
+      </w:r>
+      <w:r>
+        <w:rPr>
+          <w:rFonts w:ascii="Arial Narrow" w:hAnsi="Arial Narrow" w:cs="Arial"/>
+          <w:bCs/>
+          <w:color w:val="auto"/>
+          <w:sz w:val="22"/>
+          <w:szCs w:val="22"/>
+        </w:rPr>
+        <w:t xml:space="preserve"/>
+      </w:r>
+      <w:r>
+        <w:rPr>
+          <w:rFonts w:ascii="Arial Narrow" w:hAnsi="Arial Narrow" w:cs="Arial"/>
+          <w:bCs/>
+          <w:color w:val="auto"/>
+          <w:sz w:val="22"/>
+          <w:szCs w:val="22"/>
+        </w:rPr>
+        <w:t/>
+      </w:r>
+      <w:r>
+        <w:rPr>
+          <w:rFonts w:ascii="Arial Narrow" w:hAnsi="Arial Narrow" w:cs="Arial"/>
+          <w:bCs/>
+          <w:color w:val="auto"/>
+          <w:sz w:val="22"/>
+          <w:szCs w:val="22"/>
+        </w:rPr>
+        <w:t xml:space="preserve"/>
+      </w:r>
+      <w:r>
+        <w:rPr>
+          <w:rFonts w:ascii="Arial Narrow" w:hAnsi="Arial Narrow" w:cs="Arial"/>
+          <w:color w:val="auto"/>
+          <w:sz w:val="22"/>
+          <w:szCs w:val="22"/>
+        </w:rPr>
+        <w:t/>
+      </w:r>
+      <w:r>
+        <w:rPr>
+          <w:rFonts w:ascii="Arial Narrow" w:hAnsi="Arial Narrow" w:cs="Arial"/>
+          <w:color w:val="auto"/>
+          <w:sz w:val="22"/>
+          <w:szCs w:val="22"/>
+        </w:rPr>
+        <w:t xml:space="preserve"/>
+      </w:r>
+      <w:r>
+        <w:rPr>
+          <w:rFonts w:ascii="Arial Narrow" w:hAnsi="Arial Narrow" w:cs="Arial"/>
+          <w:color w:val="auto"/>
+          <w:sz w:val="22"/>
+          <w:szCs w:val="22"/>
+        </w:rPr>
+        <w:t xml:space="preserve"/>
       </w:r>
       <w:r>
         <w:rPr>
@@ -6244,7 +6244,7 @@
           <w:sz w:val="22"/>
           <w:szCs w:val="22"/>
         </w:rPr>
-        <w:t xml:space="preserve">los medios probatorios </w:t>
+        <w:t xml:space="preserve"/>
       </w:r>
       <w:r>
         <w:rPr>
@@ -6253,15 +6253,15 @@
           <w:szCs w:val="22"/>
           <w:lang w:val="es-ES" w:eastAsia="es-ES"/>
         </w:rPr>
-        <w:t xml:space="preserve">adjuntos a los escritos de denuncia presentados por la señora </w:t>
-      </w:r>
-      <w:r>
-        <w:rPr>
-          <w:rFonts w:ascii="Arial Narrow" w:hAnsi="Arial Narrow" w:cs="Arial"/>
-          <w:sz w:val="22"/>
-          <w:szCs w:val="22"/>
-        </w:rPr>
-        <w:t xml:space="preserve">Odilia Contreras Otero en los </w:t>
+        <w:t xml:space="preserve"/>
+      </w:r>
+      <w:r>
+        <w:rPr>
+          <w:rFonts w:ascii="Arial Narrow" w:hAnsi="Arial Narrow" w:cs="Arial"/>
+          <w:sz w:val="22"/>
+          <w:szCs w:val="22"/>
+        </w:rPr>
+        <w:t xml:space="preserve"/>
       </w:r>
       <w:r>
         <w:rPr>
@@ -6271,7 +6271,7 @@
           <w:szCs w:val="22"/>
           <w:lang w:val="es-ES" w:eastAsia="es-ES"/>
         </w:rPr>
-        <w:t>expedientes 0663-2025/CC1 y 1122-2025/CC1</w:t>
+        <w:t/>
       </w:r>
       <w:r>
         <w:rPr>
@@ -6281,16 +6281,16 @@
           <w:szCs w:val="22"/>
           <w:lang w:val="es-ES" w:eastAsia="es-ES"/>
         </w:rPr>
-        <w:t xml:space="preserve"> </w:t>
-      </w:r>
-      <w:r>
-        <w:rPr>
-          <w:rFonts w:ascii="Arial Narrow" w:hAnsi="Arial Narrow" w:cs="Arial"/>
-          <w:color w:val="auto"/>
-          <w:sz w:val="22"/>
-          <w:szCs w:val="22"/>
-        </w:rPr>
-        <w:t xml:space="preserve">para que, de conformidad con lo dispuesto por el artículo 26 de la Ley sobre Facultades, Normas y Organización del Indecopi, aprobado por Decreto Legislativo </w:t>
+        <w:t xml:space="preserve"/>
+      </w:r>
+      <w:r>
+        <w:rPr>
+          <w:rFonts w:ascii="Arial Narrow" w:hAnsi="Arial Narrow" w:cs="Arial"/>
+          <w:color w:val="auto"/>
+          <w:sz w:val="22"/>
+          <w:szCs w:val="22"/>
+        </w:rPr>
+        <w:t xml:space="preserve"/>
       </w:r>
       <w:proofErr w:type="spellStart"/>
       <w:r>
@@ -6310,7 +6310,7 @@
           <w:sz w:val="22"/>
           <w:szCs w:val="22"/>
         </w:rPr>
-        <w:t xml:space="preserve"> 807</w:t>
+        <w:t xml:space="preserve"/>
       </w:r>
       <w:r>
         <w:rPr>
@@ -6329,7 +6329,7 @@
           <w:sz w:val="22"/>
           <w:szCs w:val="22"/>
         </w:rPr>
-        <w:t xml:space="preserve">, presente sus descargos en un plazo no mayor a cinco (5) días hábiles contado a partir del día siguiente de la notificación de la presente resolución, vencido el cual, el Secretario Técnico declarará en rebeldía a los denunciados que no lo hubieran presentado. Debe precisarse que de conformidad con lo establecido por el artículo 233 del Texto Único Ordenado de la Ley 27444, Ley del Procedimiento Administrativo General, </w:t>
+        <w:t xml:space="preserve"/>
       </w:r>
       <w:r>
         <w:rPr>
@@ -6338,16 +6338,16 @@
           <w:sz w:val="22"/>
           <w:szCs w:val="22"/>
         </w:rPr>
-        <w:t>aprobado por Decreto Supremo 006-2026-JUS,</w:t>
-      </w:r>
-      <w:r>
-        <w:rPr>
-          <w:rFonts w:ascii="Arial Narrow" w:hAnsi="Arial Narrow" w:cs="Arial"/>
-          <w:color w:val="auto"/>
-          <w:sz w:val="22"/>
-          <w:szCs w:val="22"/>
-        </w:rPr>
-        <w:t xml:space="preserve"> las alegaciones y los hechos relevantes de la </w:t>
+        <w:t/>
+      </w:r>
+      <w:r>
+        <w:rPr>
+          <w:rFonts w:ascii="Arial Narrow" w:hAnsi="Arial Narrow" w:cs="Arial"/>
+          <w:color w:val="auto"/>
+          <w:sz w:val="22"/>
+          <w:szCs w:val="22"/>
+        </w:rPr>
+        <w:t xml:space="preserve"/>
       </w:r>
       <w:r>
         <w:rPr>
@@ -6357,7 +6357,7 @@
           <w:szCs w:val="22"/>
         </w:rPr>
         <w:lastRenderedPageBreak/>
-        <w:t>reclamación, salvo que hayan sido específicamente negadas en la contestación, se tendrán por aceptadas o meritadas como ciertas</w:t>
+        <w:t/>
       </w:r>
       <w:r>
         <w:rPr>
@@ -6376,7 +6376,7 @@
           <w:sz w:val="22"/>
           <w:szCs w:val="22"/>
         </w:rPr>
-        <w:t xml:space="preserve">. </w:t>
+        <w:t xml:space="preserve"/>
       </w:r>
     </w:p>
     <w:bookmarkEnd w:id="12"/>
@@ -7063,7 +7063,7 @@
           <w:sz w:val="22"/>
           <w:szCs w:val="22"/>
         </w:rPr>
-        <w:t xml:space="preserve">DÉCIMO </w:t>
+        <w:t xml:space="preserve">DÉCIMO TERCERO: requerir a la señora [DENUNCIANTE] y a La Positiva Seguros y Reaseguros S.A.A. para que, dentro del plazo de cinco (5) días hábiles siguientes a la fecha en que reciban la notificación en sus bandejas de correo electrónico, efectúen la confirmación de recepción de la notificación remitida por este despacho a sus correos electrónicos, de conformidad con el segundo párrafo del numeral 4 del artículo 20 del Texto Único Ordenado de la Ley 27444, Ley del Procedimiento Administrativo General, aprobado por Decreto Supremo 006-2026-JUS, bajo apercibimiento de rehacer el acto de notificación y notificarles conforme al numeral 1 del artículo 20 del citado cuerpo normativo.</w:t>
       </w:r>
       <w:r>
         <w:rPr>
@@ -7075,7 +7075,7 @@
           <w:sz w:val="22"/>
           <w:szCs w:val="22"/>
         </w:rPr>
-        <w:t>TERCERO</w:t>
+        <w:t/>
       </w:r>
       <w:r>
         <w:rPr>
@@ -7087,7 +7087,7 @@
           <w:sz w:val="22"/>
           <w:szCs w:val="22"/>
         </w:rPr>
-        <w:t>:</w:t>
+        <w:t/>
       </w:r>
       <w:r>
         <w:rPr>
@@ -7097,7 +7097,7 @@
           <w:sz w:val="22"/>
           <w:szCs w:val="22"/>
         </w:rPr>
-        <w:t xml:space="preserve"> requerir a la señora </w:t>
+        <w:t xml:space="preserve"/>
       </w:r>
       <w:r>
         <w:rPr>
@@ -7108,7 +7108,7 @@
           <w:szCs w:val="22"/>
           <w:lang w:val="es-ES" w:eastAsia="es-ES"/>
         </w:rPr>
-        <w:t>Odilia Contreras Otero</w:t>
+        <w:t/>
       </w:r>
       <w:r>
         <w:rPr>
@@ -7118,7 +7118,7 @@
           <w:szCs w:val="22"/>
           <w:lang w:val="es-ES" w:eastAsia="es-ES"/>
         </w:rPr>
-        <w:t xml:space="preserve"> y a </w:t>
+        <w:t xml:space="preserve"/>
       </w:r>
       <w:r>
         <w:rPr>
@@ -7128,7 +7128,7 @@
           <w:szCs w:val="22"/>
           <w:lang w:val="es-ES" w:eastAsia="es-ES"/>
         </w:rPr>
-        <w:t>La Positiva Seguros y Reaseguros</w:t>
+        <w:t/>
       </w:r>
       <w:r>
         <w:rPr>
@@ -7138,7 +7138,7 @@
           <w:szCs w:val="22"/>
           <w:lang w:val="es-ES" w:eastAsia="es-ES"/>
         </w:rPr>
-        <w:t xml:space="preserve"> S.A.</w:t>
+        <w:t xml:space="preserve"/>
       </w:r>
       <w:r>
         <w:rPr>
@@ -7148,7 +7148,7 @@
           <w:szCs w:val="22"/>
           <w:lang w:val="es-ES" w:eastAsia="es-ES"/>
         </w:rPr>
-        <w:t>A.</w:t>
+        <w:t/>
       </w:r>
       <w:r>
         <w:rPr>
@@ -7158,7 +7158,7 @@
           <w:szCs w:val="22"/>
           <w:lang w:val="es-ES" w:eastAsia="es-ES"/>
         </w:rPr>
-        <w:t xml:space="preserve"> </w:t>
+        <w:t xml:space="preserve"/>
       </w:r>
       <w:r>
         <w:rPr>
@@ -7168,16 +7168,16 @@
           <w:sz w:val="22"/>
           <w:szCs w:val="22"/>
         </w:rPr>
-        <w:t xml:space="preserve">para que, dentro del plazo de cinco (5) días hábiles siguientes a la fecha en que reciban la notificación en sus bandejas de correo electrónico, efectúen la confirmación de recepción de la notificación remitida por este despacho a sus correos electrónicos, de conformidad con el segundo párrafo del numeral 4 del artículo 20 del </w:t>
-      </w:r>
-      <w:r>
-        <w:rPr>
-          <w:rFonts w:ascii="Arial Narrow" w:hAnsi="Arial Narrow" w:cs="Arial"/>
-          <w:color w:val="auto"/>
-          <w:sz w:val="22"/>
-          <w:szCs w:val="22"/>
-        </w:rPr>
-        <w:t>Texto Único Ordenado de la Ley 27444, Ley del Procedimiento Administrativo General</w:t>
+        <w:t xml:space="preserve"/>
+      </w:r>
+      <w:r>
+        <w:rPr>
+          <w:rFonts w:ascii="Arial Narrow" w:hAnsi="Arial Narrow" w:cs="Arial"/>
+          <w:color w:val="auto"/>
+          <w:sz w:val="22"/>
+          <w:szCs w:val="22"/>
+        </w:rPr>
+        <w:t/>
       </w:r>
       <w:r>
         <w:rPr>
@@ -7188,7 +7188,7 @@
           <w:sz w:val="22"/>
           <w:szCs w:val="22"/>
         </w:rPr>
-        <w:t>, aprobado por Decreto Supremo 006-2026-JUS, bajo apercibimiento de rehacer el acto de notificación y notificarles conforme al numeral 1 del artículo 20 del citado cuerpo normativo</w:t>
+        <w:t/>
       </w:r>
       <w:r>
         <w:rPr>
@@ -7209,7 +7209,7 @@
           <w:sz w:val="22"/>
           <w:szCs w:val="22"/>
         </w:rPr>
-        <w:t>.</w:t>
+        <w:t/>
       </w:r>
     </w:p>
     <w:p>

--- a/plantillas_maestras/03_seguro_desgravamen/materia_general_asegurativa/2_o_mas_ddos_varios/mujer/TPL_1549_2025_SEGURO_DESGRAVAMEN_MATERIA_GENERAL_ASEGURATIVA_ASEGURADORA_MUJER_R5.docx
+++ b/plantillas_maestras/03_seguro_desgravamen/materia_general_asegurativa/2_o_mas_ddos_varios/mujer/TPL_1549_2025_SEGURO_DESGRAVAMEN_MATERIA_GENERAL_ASEGURATIVA_ASEGURADORA_MUJER_R5.docx
@@ -6127,7 +6127,7 @@
           <w:sz w:val="22"/>
           <w:szCs w:val="22"/>
         </w:rPr>
-        <w:t xml:space="preserve">OCTAVO: correr traslado de la denuncia interpuesta el 1 de julio de 2025, subsanada el 13 de agosto de 2025, a La Positiva Vida Seguros y Reaseguros S.A., así como  los medios probatorios adjuntos a los escritos de denuncia presentados por la señora [DENUNCIANTE] en los expedientes 0663-2025/CC1 y 1122-2025/CC1 para que, de conformidad con lo dispuesto por el artículo 26 de la Ley sobre Facultades, Normas y Organización del Indecopi, aprobado por Decreto Legislativo  807, presente sus descargos en un plazo no mayor a cinco (5) días hábiles contado a partir del día siguiente de la notificación de la presente resolución, vencido el cual, el Secretario Técnico declarará en rebeldía a los denunciados que no lo hubieran presentado. Debe precisarse que de conformidad con lo establecido por el artículo 233 del Texto Único Ordenado de la Ley 27444, Ley del Procedimiento Administrativo General, aprobado por Decreto Supremo 006-2026-JUS, las alegaciones y los hechos relevantes de la reclamación, salvo que hayan sido específicamente negadas en la contestación, se tendrán por aceptadas o meritadas como ciertas. </w:t>
+        <w:t xml:space="preserve">OCTAVO: correr traslado de la denuncia interpuesta el 1 de julio de 2025, subsanada el 13 de agosto de 2025, a La Positiva Vida Seguros y Reaseguros S.A., así como los medios probatorios adjuntos a los escritos de denuncia presentados por la señora [DENUNCIANTE] en los expedientes 0663-2025/CC1 y 1122-2025/CC1 para que, de conformidad con lo dispuesto por el artículo 26 de la Ley sobre Facultades, Normas y Organización del Indecopi, aprobado por Decreto Legislativo 807, presente sus descargos en un plazo no mayor a cinco (5) días hábiles contado a partir del día siguiente de la notificación de la presente resolución, vencido el cual, el Secretario Técnico declarará en rebeldía a los denunciados que no lo hubieran presentado. Debe precisarse que de conformidad con lo establecido por el artículo 233 del Texto Único Ordenado de la Ley 27444, Ley del Procedimiento Administrativo General, aprobado por Decreto Supremo 006-2026-JUS, las alegaciones y los hechos relevantes de la reclamación, salvo que hayan sido específicamente negadas en la contestación, se tendrán por aceptadas o meritadas como ciertas. </w:t>
       </w:r>
       <w:r>
         <w:rPr>
